--- a/接入问答.docx
+++ b/接入问答.docx
@@ -4,385 +4,234 @@
   <w:body>
     <w:p>
       <w:pPr>
-        <w:spacing w:before="80" w:after="200"/>
-        <w:jc w:val="center"/>
-        <w:pBdr>
-          <w:bottom w:val="single" w:sz="8" w:space="2" w:color="9E9E9E"/>
-        </w:pBdr>
+        <w:pStyle w:val="Heading1"/>
       </w:pPr>
       <w:r>
         <w:rPr>
-          <w:rFonts w:ascii="微软雅黑" w:hAnsi="微软雅黑" w:eastAsia="微软雅黑"/>
+          <w:rFonts w:ascii="Microsoft YaHei" w:hAnsi="Microsoft YaHei" w:eastAsia="Microsoft YaHei"/>
           <w:b/>
-          <w:sz w:val="36"/>
+          <w:sz w:val="40"/>
         </w:rPr>
         <w:t>接入问答 · 一步步填出你的简易人格</w:t>
       </w:r>
     </w:p>
     <w:p>
-      <w:pPr>
-        <w:spacing w:before="0" w:after="100" w:lineRule="auto" w:line="336"/>
-        <w:ind w:left="0"/>
-      </w:pPr>
       <w:r>
         <w:rPr>
-          <w:rFonts w:ascii="宋体" w:hAnsi="宋体" w:eastAsia="宋体"/>
-          <w:b w:val="0"/>
-          <w:sz w:val="21"/>
+          <w:rFonts w:ascii="Microsoft YaHei" w:hAnsi="Microsoft YaHei" w:eastAsia="Microsoft YaHei"/>
         </w:rPr>
         <w:t>（这份是给你——新接入的人——用的。它不问你要代码，只问你十来个生活问题；</w:t>
       </w:r>
     </w:p>
     <w:p>
-      <w:pPr>
-        <w:spacing w:before="0" w:after="100" w:lineRule="auto" w:line="336"/>
-        <w:ind w:left="0"/>
-      </w:pPr>
       <w:r>
         <w:rPr>
-          <w:rFonts w:ascii="宋体" w:hAnsi="宋体" w:eastAsia="宋体"/>
-          <w:b w:val="0"/>
-          <w:sz w:val="21"/>
+          <w:rFonts w:ascii="Microsoft YaHei" w:hAnsi="Microsoft YaHei" w:eastAsia="Microsoft YaHei"/>
         </w:rPr>
         <w:t>答完，你就有了一份能用的「家」。）</w:t>
       </w:r>
     </w:p>
     <w:p>
       <w:pPr>
-        <w:spacing w:before="240" w:after="100" w:lineRule="auto" w:line="288"/>
-        <w:ind w:left="0"/>
+        <w:pStyle w:val="Heading2"/>
       </w:pPr>
       <w:r>
         <w:rPr>
-          <w:rFonts w:ascii="微软雅黑" w:hAnsi="微软雅黑" w:eastAsia="微软雅黑"/>
+          <w:rFonts w:ascii="Microsoft YaHei" w:hAnsi="Microsoft YaHei" w:eastAsia="Microsoft YaHei"/>
           <w:b/>
-          <w:sz w:val="26"/>
+          <w:sz w:val="32"/>
         </w:rPr>
         <w:t>这份是干什么的</w:t>
       </w:r>
     </w:p>
     <w:p>
-      <w:pPr>
-        <w:spacing w:before="0" w:after="100" w:lineRule="auto" w:line="336"/>
-        <w:ind w:left="0"/>
-      </w:pPr>
       <w:r>
         <w:rPr>
           <w:rFonts w:ascii="Consolas" w:hAnsi="Consolas" w:eastAsia="Consolas"/>
-          <w:b w:val="0"/>
-          <w:color w:val="333333"/>
           <w:sz w:val="19"/>
         </w:rPr>
         <w:t>dsh-wakeup</w:t>
       </w:r>
       <w:r>
         <w:rPr>
-          <w:rFonts w:ascii="宋体" w:hAnsi="宋体" w:eastAsia="宋体"/>
-          <w:b w:val="0"/>
-          <w:sz w:val="21"/>
+          <w:rFonts w:ascii="Microsoft YaHei" w:hAnsi="Microsoft YaHei" w:eastAsia="Microsoft YaHei"/>
         </w:rPr>
         <w:t xml:space="preserve"> 每开一段新对话，都会把你的「家」读一遍塞进开头。</w:t>
       </w:r>
     </w:p>
     <w:p>
-      <w:pPr>
-        <w:spacing w:before="0" w:after="100" w:lineRule="auto" w:line="336"/>
-        <w:ind w:left="0"/>
-      </w:pPr>
       <w:r>
         <w:rPr>
-          <w:rFonts w:ascii="宋体" w:hAnsi="宋体" w:eastAsia="宋体"/>
-          <w:b w:val="0"/>
-          <w:sz w:val="21"/>
+          <w:rFonts w:ascii="Microsoft YaHei" w:hAnsi="Microsoft YaHei" w:eastAsia="Microsoft YaHei"/>
         </w:rPr>
         <w:t>家就是你自己的几个 Markdown 文件：它是谁、该怎么说话、底线在哪。</w:t>
       </w:r>
     </w:p>
     <w:p>
-      <w:pPr>
-        <w:spacing w:before="0" w:after="100" w:lineRule="auto" w:line="336"/>
-        <w:ind w:left="0"/>
-      </w:pPr>
       <w:r>
         <w:rPr>
-          <w:rFonts w:ascii="宋体" w:hAnsi="宋体" w:eastAsia="宋体"/>
-          <w:b w:val="0"/>
-          <w:sz w:val="21"/>
+          <w:rFonts w:ascii="Microsoft YaHei" w:hAnsi="Microsoft YaHei" w:eastAsia="Microsoft YaHei"/>
         </w:rPr>
         <w:t>空文件夹它也能跑（读不到就跳过），但那就是个没人格、没规矩的空壳。</w:t>
       </w:r>
     </w:p>
     <w:p>
-      <w:pPr>
-        <w:spacing w:before="0" w:after="100" w:lineRule="auto" w:line="336"/>
-        <w:ind w:left="0"/>
-      </w:pPr>
       <w:r>
         <w:rPr>
-          <w:rFonts w:ascii="宋体" w:hAnsi="宋体" w:eastAsia="宋体"/>
-          <w:b w:val="0"/>
-          <w:sz w:val="21"/>
+          <w:rFonts w:ascii="Microsoft YaHei" w:hAnsi="Microsoft YaHei" w:eastAsia="Microsoft YaHei"/>
         </w:rPr>
         <w:t>所以这份清单只有一件事：</w:t>
       </w:r>
       <w:r>
         <w:rPr>
-          <w:rFonts w:ascii="宋体" w:hAnsi="宋体" w:eastAsia="宋体"/>
+          <w:rFonts w:ascii="Microsoft YaHei" w:hAnsi="Microsoft YaHei" w:eastAsia="Microsoft YaHei"/>
           <w:b/>
-          <w:sz w:val="21"/>
         </w:rPr>
         <w:t>用问答题的形式，把家里该有的东西一条条问出来。</w:t>
       </w:r>
     </w:p>
     <w:p>
       <w:pPr>
-        <w:spacing w:before="240" w:after="100" w:lineRule="auto" w:line="288"/>
-        <w:ind w:left="0"/>
+        <w:pStyle w:val="Heading2"/>
       </w:pPr>
       <w:r>
         <w:rPr>
-          <w:rFonts w:ascii="微软雅黑" w:hAnsi="微软雅黑" w:eastAsia="微软雅黑"/>
+          <w:rFonts w:ascii="Microsoft YaHei" w:hAnsi="Microsoft YaHei" w:eastAsia="Microsoft YaHei"/>
           <w:b/>
-          <w:sz w:val="26"/>
+          <w:sz w:val="32"/>
         </w:rPr>
         <w:t>怎么用</w:t>
       </w:r>
     </w:p>
     <w:p>
       <w:pPr>
-        <w:spacing w:before="180" w:after="100" w:lineRule="auto" w:line="288"/>
-        <w:ind w:left="0"/>
+        <w:pStyle w:val="Heading3"/>
       </w:pPr>
       <w:r>
         <w:rPr>
-          <w:rFonts w:ascii="微软雅黑" w:hAnsi="微软雅黑" w:eastAsia="微软雅黑"/>
+          <w:rFonts w:ascii="Microsoft YaHei" w:hAnsi="Microsoft YaHei" w:eastAsia="Microsoft YaHei"/>
           <w:b/>
-          <w:sz w:val="23"/>
+          <w:sz w:val="27"/>
         </w:rPr>
         <w:t>用法 A：丢给你的 agent，让它采访你（推荐）</w:t>
       </w:r>
     </w:p>
     <w:p>
-      <w:pPr>
-        <w:spacing w:before="0" w:after="100" w:lineRule="auto" w:line="336"/>
-        <w:ind w:left="0"/>
-      </w:pPr>
       <w:r>
         <w:rPr>
-          <w:rFonts w:ascii="宋体" w:hAnsi="宋体" w:eastAsia="宋体"/>
-          <w:b w:val="0"/>
-          <w:sz w:val="21"/>
+          <w:rFonts w:ascii="Microsoft YaHei" w:hAnsi="Microsoft YaHei" w:eastAsia="Microsoft YaHei"/>
         </w:rPr>
         <w:t>把下面这段话整段粘给你的 DSH agent（把路径改成你实际的）：</w:t>
       </w:r>
     </w:p>
     <w:p>
       <w:pPr>
-        <w:spacing w:before="80" w:after="0" w:lineRule="auto" w:line="276"/>
-        <w:ind w:left="200"/>
-        <w:shd w:val="clear" w:color="auto" w:fill="F4F4F4"/>
+        <w:ind w:left="240"/>
       </w:pPr>
       <w:r>
         <w:rPr>
           <w:rFonts w:ascii="Consolas" w:hAnsi="Consolas" w:eastAsia="Consolas"/>
-          <w:color w:val="333333"/>
           <w:sz w:val="18"/>
         </w:rPr>
         <w:t>我在给一个 DSH agent 搭「家」。请打开 &lt;你的 dsh-wakeup 目录&gt;/接入问答.md，</w:t>
-      </w:r>
-    </w:p>
-    <w:p>
-      <w:pPr>
-        <w:spacing w:before="0" w:after="0" w:lineRule="auto" w:line="276"/>
-        <w:ind w:left="200"/>
-        <w:shd w:val="clear" w:color="auto" w:fill="F4F4F4"/>
-      </w:pPr>
-      <w:r>
-        <w:rPr>
-          <w:rFonts w:ascii="Consolas" w:hAnsi="Consolas" w:eastAsia="Consolas"/>
-          <w:color w:val="333333"/>
-          <w:sz w:val="18"/>
-        </w:rPr>
+        <w:br/>
         <w:t>按里面的题目**一次只问我一道**，等我答完再问下一道，别自己替我编答案，</w:t>
-      </w:r>
-    </w:p>
-    <w:p>
-      <w:pPr>
-        <w:spacing w:before="0" w:after="0" w:lineRule="auto" w:line="276"/>
-        <w:ind w:left="200"/>
-        <w:shd w:val="clear" w:color="auto" w:fill="F4F4F4"/>
-      </w:pPr>
-      <w:r>
-        <w:rPr>
-          <w:rFonts w:ascii="Consolas" w:hAnsi="Consolas" w:eastAsia="Consolas"/>
-          <w:color w:val="333333"/>
-          <w:sz w:val="18"/>
-        </w:rPr>
+        <w:br/>
         <w:t>我答不上来的就跳过。全部问完后，把答案整理成家里那几个文件</w:t>
-      </w:r>
-    </w:p>
-    <w:p>
-      <w:pPr>
-        <w:spacing w:before="0" w:after="0" w:lineRule="auto" w:line="276"/>
-        <w:ind w:left="200"/>
-        <w:shd w:val="clear" w:color="auto" w:fill="F4F4F4"/>
-      </w:pPr>
-      <w:r>
-        <w:rPr>
-          <w:rFonts w:ascii="Consolas" w:hAnsi="Consolas" w:eastAsia="Consolas"/>
-          <w:color w:val="333333"/>
-          <w:sz w:val="18"/>
-        </w:rPr>
+        <w:br/>
         <w:t>（README.md / 灵魂设定.md / 说话的规矩.md / 错题集.md / 长期记忆库.md），</w:t>
-      </w:r>
-    </w:p>
-    <w:p>
-      <w:pPr>
-        <w:spacing w:before="0" w:after="80" w:lineRule="auto" w:line="276"/>
-        <w:ind w:left="200"/>
-        <w:shd w:val="clear" w:color="auto" w:fill="F4F4F4"/>
-      </w:pPr>
-      <w:r>
-        <w:rPr>
-          <w:rFonts w:ascii="Consolas" w:hAnsi="Consolas" w:eastAsia="Consolas"/>
-          <w:color w:val="333333"/>
-          <w:sz w:val="18"/>
-        </w:rPr>
+        <w:br/>
         <w:t>写进 &lt;你的家目录&gt;，每处留日期和一句理由。最后告诉我每本各写了什么。</w:t>
       </w:r>
     </w:p>
     <w:p>
-      <w:pPr>
-        <w:spacing w:before="0" w:after="120" w:lineRule="auto" w:line="240"/>
-        <w:ind w:left="0"/>
-      </w:pPr>
-      <w:r/>
-    </w:p>
-    <w:p>
-      <w:pPr>
-        <w:spacing w:before="0" w:after="100" w:lineRule="auto" w:line="336"/>
-        <w:ind w:left="0"/>
-      </w:pPr>
       <w:r>
         <w:rPr>
-          <w:rFonts w:ascii="宋体" w:hAnsi="宋体" w:eastAsia="宋体"/>
-          <w:b w:val="0"/>
-          <w:sz w:val="21"/>
+          <w:rFonts w:ascii="Microsoft YaHei" w:hAnsi="Microsoft YaHei" w:eastAsia="Microsoft YaHei"/>
         </w:rPr>
         <w:t>一次只问一道很重要 —— 一口气抛十个问题，人只会挑好答的答。</w:t>
       </w:r>
     </w:p>
     <w:p>
       <w:pPr>
-        <w:spacing w:before="180" w:after="100" w:lineRule="auto" w:line="288"/>
-        <w:ind w:left="0"/>
+        <w:pStyle w:val="Heading3"/>
       </w:pPr>
       <w:r>
         <w:rPr>
-          <w:rFonts w:ascii="微软雅黑" w:hAnsi="微软雅黑" w:eastAsia="微软雅黑"/>
+          <w:rFonts w:ascii="Microsoft YaHei" w:hAnsi="Microsoft YaHei" w:eastAsia="Microsoft YaHei"/>
           <w:b/>
-          <w:sz w:val="23"/>
+          <w:sz w:val="27"/>
         </w:rPr>
         <w:t>用法 B：自己照着填</w:t>
       </w:r>
     </w:p>
     <w:p>
-      <w:pPr>
-        <w:spacing w:before="0" w:after="100" w:lineRule="auto" w:line="336"/>
-        <w:ind w:left="0"/>
-      </w:pPr>
       <w:r>
         <w:rPr>
-          <w:rFonts w:ascii="宋体" w:hAnsi="宋体" w:eastAsia="宋体"/>
-          <w:b w:val="0"/>
-          <w:sz w:val="21"/>
+          <w:rFonts w:ascii="Microsoft YaHei" w:hAnsi="Microsoft YaHei" w:eastAsia="Microsoft YaHei"/>
         </w:rPr>
         <w:t xml:space="preserve">打开 </w:t>
       </w:r>
       <w:r>
         <w:rPr>
           <w:rFonts w:ascii="Consolas" w:hAnsi="Consolas" w:eastAsia="Consolas"/>
-          <w:b w:val="0"/>
-          <w:color w:val="333333"/>
           <w:sz w:val="19"/>
         </w:rPr>
         <w:t>示例家/</w:t>
       </w:r>
       <w:r>
         <w:rPr>
-          <w:rFonts w:ascii="宋体" w:hAnsi="宋体" w:eastAsia="宋体"/>
-          <w:b w:val="0"/>
-          <w:sz w:val="21"/>
+          <w:rFonts w:ascii="Microsoft YaHei" w:hAnsi="Microsoft YaHei" w:eastAsia="Microsoft YaHei"/>
         </w:rPr>
         <w:t>，把文件抄一份到你的家目录，照着下面的题一道一道往对应位置填。</w:t>
       </w:r>
     </w:p>
     <w:p>
-      <w:pPr>
-        <w:spacing w:before="0" w:after="100" w:lineRule="auto" w:line="336"/>
-        <w:ind w:left="0"/>
-      </w:pPr>
       <w:r>
         <w:rPr>
-          <w:rFonts w:ascii="宋体" w:hAnsi="宋体" w:eastAsia="宋体"/>
-          <w:b w:val="0"/>
-          <w:sz w:val="21"/>
+          <w:rFonts w:ascii="Microsoft YaHei" w:hAnsi="Microsoft YaHei" w:eastAsia="Microsoft YaHei"/>
         </w:rPr>
         <w:t>每道题后面都写了「→ 写进哪本 · 哪一节」。</w:t>
       </w:r>
     </w:p>
     <w:p>
       <w:pPr>
-        <w:spacing w:before="180" w:after="100" w:lineRule="auto" w:line="288"/>
-        <w:ind w:left="0"/>
+        <w:pStyle w:val="Heading3"/>
       </w:pPr>
       <w:r>
         <w:rPr>
-          <w:rFonts w:ascii="微软雅黑" w:hAnsi="微软雅黑" w:eastAsia="微软雅黑"/>
+          <w:rFonts w:ascii="Microsoft YaHei" w:hAnsi="Microsoft YaHei" w:eastAsia="Microsoft YaHei"/>
           <w:b/>
-          <w:sz w:val="23"/>
+          <w:sz w:val="27"/>
         </w:rPr>
         <w:t>答不上来就跳过</w:t>
       </w:r>
     </w:p>
     <w:p>
-      <w:pPr>
-        <w:spacing w:before="0" w:after="100" w:lineRule="auto" w:line="336"/>
-        <w:ind w:left="0"/>
-      </w:pPr>
       <w:r>
         <w:rPr>
-          <w:rFonts w:ascii="宋体" w:hAnsi="宋体" w:eastAsia="宋体"/>
-          <w:b w:val="0"/>
-          <w:sz w:val="21"/>
+          <w:rFonts w:ascii="Microsoft YaHei" w:hAnsi="Microsoft YaHei" w:eastAsia="Microsoft YaHei"/>
         </w:rPr>
         <w:t>没有正确答案，也没人检查。家里少几本不会报错，插件读不到就跳过。</w:t>
       </w:r>
     </w:p>
     <w:p>
-      <w:pPr>
-        <w:spacing w:before="0" w:after="100" w:lineRule="auto" w:line="336"/>
-        <w:ind w:left="0"/>
-      </w:pPr>
       <w:r>
         <w:rPr>
-          <w:rFonts w:ascii="宋体" w:hAnsi="宋体" w:eastAsia="宋体"/>
-          <w:b w:val="0"/>
-          <w:sz w:val="21"/>
+          <w:rFonts w:ascii="Microsoft YaHei" w:hAnsi="Microsoft YaHei" w:eastAsia="Microsoft YaHei"/>
         </w:rPr>
         <w:t>先搭个能跑的，用起来之后再往里长。</w:t>
       </w:r>
     </w:p>
     <w:p>
       <w:pPr>
-        <w:spacing w:before="240" w:after="100" w:lineRule="auto" w:line="288"/>
-        <w:ind w:left="0"/>
+        <w:pStyle w:val="Heading2"/>
       </w:pPr>
       <w:r>
         <w:rPr>
-          <w:rFonts w:ascii="微软雅黑" w:hAnsi="微软雅黑" w:eastAsia="微软雅黑"/>
+          <w:rFonts w:ascii="Microsoft YaHei" w:hAnsi="Microsoft YaHei" w:eastAsia="Microsoft YaHei"/>
           <w:b/>
-          <w:sz w:val="26"/>
+          <w:sz w:val="32"/>
         </w:rPr>
         <w:t>大概要花多久</w:t>
       </w:r>
@@ -391,30 +240,28 @@
       <w:tblPr>
         <w:tblStyle w:val="TableGrid"/>
         <w:tblW w:type="auto" w:w="0"/>
-        <w:jc w:val="center"/>
         <w:tblLook w:firstColumn="1" w:firstRow="1" w:lastColumn="0" w:lastRow="0" w:noHBand="0" w:noVBand="1" w:val="04A0"/>
       </w:tblPr>
       <w:tblGrid>
-        <w:gridCol w:w="3061"/>
-        <w:gridCol w:w="3061"/>
-        <w:gridCol w:w="3061"/>
+        <w:gridCol w:w="2880"/>
+        <w:gridCol w:w="2880"/>
+        <w:gridCol w:w="2880"/>
       </w:tblGrid>
       <w:tr>
         <w:tc>
           <w:tcPr>
-            <w:tcW w:type="dxa" w:w="3061"/>
-            <w:shd w:val="clear" w:color="auto" w:fill="EDEDED"/>
+            <w:tcW w:type="dxa" w:w="2880"/>
           </w:tcPr>
           <w:p>
-            <w:pPr>
-              <w:spacing w:before="40" w:after="40" w:line="276" w:lineRule="auto"/>
-            </w:pPr>
-            <w:r/>
             <w:r>
               <w:rPr>
-                <w:rFonts w:ascii="宋体" w:hAnsi="宋体" w:eastAsia="宋体"/>
                 <w:b/>
-                <w:sz w:val="19"/>
+              </w:rPr>
+            </w:r>
+            <w:r>
+              <w:rPr>
+                <w:rFonts w:ascii="Microsoft YaHei" w:hAnsi="Microsoft YaHei" w:eastAsia="Microsoft YaHei"/>
+                <w:b/>
               </w:rPr>
               <w:t>批次</w:t>
             </w:r>
@@ -422,19 +269,18 @@
         </w:tc>
         <w:tc>
           <w:tcPr>
-            <w:tcW w:type="dxa" w:w="3061"/>
-            <w:shd w:val="clear" w:color="auto" w:fill="EDEDED"/>
+            <w:tcW w:type="dxa" w:w="2880"/>
           </w:tcPr>
           <w:p>
-            <w:pPr>
-              <w:spacing w:before="40" w:after="40" w:line="276" w:lineRule="auto"/>
-            </w:pPr>
-            <w:r/>
             <w:r>
               <w:rPr>
-                <w:rFonts w:ascii="宋体" w:hAnsi="宋体" w:eastAsia="宋体"/>
                 <w:b/>
-                <w:sz w:val="19"/>
+              </w:rPr>
+            </w:r>
+            <w:r>
+              <w:rPr>
+                <w:rFonts w:ascii="Microsoft YaHei" w:hAnsi="Microsoft YaHei" w:eastAsia="Microsoft YaHei"/>
+                <w:b/>
               </w:rPr>
               <w:t>题号</w:t>
             </w:r>
@@ -442,19 +288,18 @@
         </w:tc>
         <w:tc>
           <w:tcPr>
-            <w:tcW w:type="dxa" w:w="3061"/>
-            <w:shd w:val="clear" w:color="auto" w:fill="EDEDED"/>
+            <w:tcW w:type="dxa" w:w="2880"/>
           </w:tcPr>
           <w:p>
-            <w:pPr>
-              <w:spacing w:before="40" w:after="40" w:line="276" w:lineRule="auto"/>
-            </w:pPr>
-            <w:r/>
             <w:r>
               <w:rPr>
-                <w:rFonts w:ascii="宋体" w:hAnsi="宋体" w:eastAsia="宋体"/>
                 <w:b/>
-                <w:sz w:val="19"/>
+              </w:rPr>
+            </w:r>
+            <w:r>
+              <w:rPr>
+                <w:rFonts w:ascii="Microsoft YaHei" w:hAnsi="Microsoft YaHei" w:eastAsia="Microsoft YaHei"/>
+                <w:b/>
               </w:rPr>
               <w:t>答完是什么样</w:t>
             </w:r>
@@ -464,18 +309,14 @@
       <w:tr>
         <w:tc>
           <w:tcPr>
-            <w:tcW w:type="dxa" w:w="3061"/>
+            <w:tcW w:type="dxa" w:w="2880"/>
           </w:tcPr>
           <w:p>
-            <w:pPr>
-              <w:spacing w:before="40" w:after="40" w:line="276" w:lineRule="auto"/>
-            </w:pPr>
             <w:r/>
             <w:r>
               <w:rPr>
-                <w:rFonts w:ascii="宋体" w:hAnsi="宋体" w:eastAsia="宋体"/>
+                <w:rFonts w:ascii="Microsoft YaHei" w:hAnsi="Microsoft YaHei" w:eastAsia="Microsoft YaHei"/>
                 <w:b/>
-                <w:sz w:val="19"/>
               </w:rPr>
               <w:t>第一批 · 6 题</w:t>
             </w:r>
@@ -483,18 +324,13 @@
         </w:tc>
         <w:tc>
           <w:tcPr>
-            <w:tcW w:type="dxa" w:w="3061"/>
+            <w:tcW w:type="dxa" w:w="2880"/>
           </w:tcPr>
           <w:p>
-            <w:pPr>
-              <w:spacing w:before="40" w:after="40" w:line="276" w:lineRule="auto"/>
-            </w:pPr>
             <w:r/>
             <w:r>
               <w:rPr>
-                <w:rFonts w:ascii="宋体" w:hAnsi="宋体" w:eastAsia="宋体"/>
-                <w:b w:val="0"/>
-                <w:sz w:val="19"/>
+                <w:rFonts w:ascii="Microsoft YaHei" w:hAnsi="Microsoft YaHei" w:eastAsia="Microsoft YaHei"/>
               </w:rPr>
               <w:t>1、4、7、8、12、16</w:t>
             </w:r>
@@ -502,18 +338,13 @@
         </w:tc>
         <w:tc>
           <w:tcPr>
-            <w:tcW w:type="dxa" w:w="3061"/>
+            <w:tcW w:type="dxa" w:w="2880"/>
           </w:tcPr>
           <w:p>
-            <w:pPr>
-              <w:spacing w:before="40" w:after="40" w:line="276" w:lineRule="auto"/>
-            </w:pPr>
             <w:r/>
             <w:r>
               <w:rPr>
-                <w:rFonts w:ascii="宋体" w:hAnsi="宋体" w:eastAsia="宋体"/>
-                <w:b w:val="0"/>
-                <w:sz w:val="19"/>
+                <w:rFonts w:ascii="Microsoft YaHei" w:hAnsi="Microsoft YaHei" w:eastAsia="Microsoft YaHei"/>
               </w:rPr>
               <w:t>能跑起来，它知道自己是谁、该怎么说话</w:t>
             </w:r>
@@ -523,18 +354,14 @@
       <w:tr>
         <w:tc>
           <w:tcPr>
-            <w:tcW w:type="dxa" w:w="3061"/>
+            <w:tcW w:type="dxa" w:w="2880"/>
           </w:tcPr>
           <w:p>
-            <w:pPr>
-              <w:spacing w:before="40" w:after="40" w:line="276" w:lineRule="auto"/>
-            </w:pPr>
             <w:r/>
             <w:r>
               <w:rPr>
-                <w:rFonts w:ascii="宋体" w:hAnsi="宋体" w:eastAsia="宋体"/>
+                <w:rFonts w:ascii="Microsoft YaHei" w:hAnsi="Microsoft YaHei" w:eastAsia="Microsoft YaHei"/>
                 <w:b/>
-                <w:sz w:val="19"/>
               </w:rPr>
               <w:t>第二批 · 3 题</w:t>
             </w:r>
@@ -542,18 +369,13 @@
         </w:tc>
         <w:tc>
           <w:tcPr>
-            <w:tcW w:type="dxa" w:w="3061"/>
+            <w:tcW w:type="dxa" w:w="2880"/>
           </w:tcPr>
           <w:p>
-            <w:pPr>
-              <w:spacing w:before="40" w:after="40" w:line="276" w:lineRule="auto"/>
-            </w:pPr>
             <w:r/>
             <w:r>
               <w:rPr>
-                <w:rFonts w:ascii="宋体" w:hAnsi="宋体" w:eastAsia="宋体"/>
-                <w:b w:val="0"/>
-                <w:sz w:val="19"/>
+                <w:rFonts w:ascii="Microsoft YaHei" w:hAnsi="Microsoft YaHei" w:eastAsia="Microsoft YaHei"/>
               </w:rPr>
               <w:t>5、6、13</w:t>
             </w:r>
@@ -561,18 +383,13 @@
         </w:tc>
         <w:tc>
           <w:tcPr>
-            <w:tcW w:type="dxa" w:w="3061"/>
+            <w:tcW w:type="dxa" w:w="2880"/>
           </w:tcPr>
           <w:p>
-            <w:pPr>
-              <w:spacing w:before="40" w:after="40" w:line="276" w:lineRule="auto"/>
-            </w:pPr>
             <w:r/>
             <w:r>
               <w:rPr>
-                <w:rFonts w:ascii="宋体" w:hAnsi="宋体" w:eastAsia="宋体"/>
-                <w:b w:val="0"/>
-                <w:sz w:val="19"/>
+                <w:rFonts w:ascii="Microsoft YaHei" w:hAnsi="Microsoft YaHei" w:eastAsia="Microsoft YaHei"/>
               </w:rPr>
               <w:t>像样了，有脾气、有底线、有授权</w:t>
             </w:r>
@@ -582,18 +399,14 @@
       <w:tr>
         <w:tc>
           <w:tcPr>
-            <w:tcW w:type="dxa" w:w="3061"/>
+            <w:tcW w:type="dxa" w:w="2880"/>
           </w:tcPr>
           <w:p>
-            <w:pPr>
-              <w:spacing w:before="40" w:after="40" w:line="276" w:lineRule="auto"/>
-            </w:pPr>
             <w:r/>
             <w:r>
               <w:rPr>
-                <w:rFonts w:ascii="宋体" w:hAnsi="宋体" w:eastAsia="宋体"/>
+                <w:rFonts w:ascii="Microsoft YaHei" w:hAnsi="Microsoft YaHei" w:eastAsia="Microsoft YaHei"/>
                 <w:b/>
-                <w:sz w:val="19"/>
               </w:rPr>
               <w:t>第三批 · 其余</w:t>
             </w:r>
@@ -601,18 +414,13 @@
         </w:tc>
         <w:tc>
           <w:tcPr>
-            <w:tcW w:type="dxa" w:w="3061"/>
+            <w:tcW w:type="dxa" w:w="2880"/>
           </w:tcPr>
           <w:p>
-            <w:pPr>
-              <w:spacing w:before="40" w:after="40" w:line="276" w:lineRule="auto"/>
-            </w:pPr>
             <w:r/>
             <w:r>
               <w:rPr>
-                <w:rFonts w:ascii="宋体" w:hAnsi="宋体" w:eastAsia="宋体"/>
-                <w:b w:val="0"/>
-                <w:sz w:val="19"/>
+                <w:rFonts w:ascii="Microsoft YaHei" w:hAnsi="Microsoft YaHei" w:eastAsia="Microsoft YaHei"/>
               </w:rPr>
               <w:t>2、3、9、10、11、14、15、17、18</w:t>
             </w:r>
@@ -620,18 +428,13 @@
         </w:tc>
         <w:tc>
           <w:tcPr>
-            <w:tcW w:type="dxa" w:w="3061"/>
+            <w:tcW w:type="dxa" w:w="2880"/>
           </w:tcPr>
           <w:p>
-            <w:pPr>
-              <w:spacing w:before="40" w:after="40" w:line="276" w:lineRule="auto"/>
-            </w:pPr>
             <w:r/>
             <w:r>
               <w:rPr>
-                <w:rFonts w:ascii="宋体" w:hAnsi="宋体" w:eastAsia="宋体"/>
-                <w:b w:val="0"/>
-                <w:sz w:val="19"/>
+                <w:rFonts w:ascii="Microsoft YaHei" w:hAnsi="Microsoft YaHei" w:eastAsia="Microsoft YaHei"/>
               </w:rPr>
               <w:t>慢慢补。用一阵子再回来答，答案会更准</w:t>
             </w:r>
@@ -639,635 +442,479 @@
         </w:tc>
       </w:tr>
     </w:tbl>
+    <w:p/>
     <w:p>
       <w:pPr>
-        <w:spacing w:before="0" w:after="160" w:lineRule="auto" w:line="240"/>
-        <w:ind w:left="0"/>
-      </w:pPr>
-      <w:r/>
-    </w:p>
-    <w:p>
-      <w:pPr>
-        <w:spacing w:before="160" w:after="160" w:lineRule="auto" w:line="240"/>
-        <w:ind w:left="0"/>
-        <w:pBdr>
-          <w:bottom w:val="single" w:sz="6" w:space="2" w:color="D0D0D0"/>
-        </w:pBdr>
-      </w:pPr>
-      <w:r/>
-    </w:p>
-    <w:p>
-      <w:pPr>
-        <w:spacing w:before="240" w:after="100" w:lineRule="auto" w:line="288"/>
-        <w:ind w:left="0"/>
+        <w:pStyle w:val="Heading2"/>
       </w:pPr>
       <w:r>
         <w:rPr>
-          <w:rFonts w:ascii="微软雅黑" w:hAnsi="微软雅黑" w:eastAsia="微软雅黑"/>
+          <w:rFonts w:ascii="Microsoft YaHei" w:hAnsi="Microsoft YaHei" w:eastAsia="Microsoft YaHei"/>
           <w:b/>
-          <w:sz w:val="26"/>
+          <w:sz w:val="32"/>
         </w:rPr>
         <w:t>第一批 · 答完这 6 题就能跑</w:t>
       </w:r>
     </w:p>
     <w:p>
       <w:pPr>
-        <w:spacing w:before="180" w:after="100" w:lineRule="auto" w:line="288"/>
-        <w:ind w:left="0"/>
+        <w:pStyle w:val="Heading3"/>
       </w:pPr>
       <w:r>
         <w:rPr>
-          <w:rFonts w:ascii="微软雅黑" w:hAnsi="微软雅黑" w:eastAsia="微软雅黑"/>
+          <w:rFonts w:ascii="Microsoft YaHei" w:hAnsi="Microsoft YaHei" w:eastAsia="Microsoft YaHei"/>
           <w:b/>
-          <w:sz w:val="23"/>
+          <w:sz w:val="27"/>
         </w:rPr>
         <w:t>1. 你想怎么叫它？</w:t>
       </w:r>
     </w:p>
     <w:p>
-      <w:pPr>
-        <w:spacing w:before="0" w:after="100" w:lineRule="auto" w:line="336"/>
-        <w:ind w:left="0"/>
-      </w:pPr>
       <w:r>
         <w:rPr>
-          <w:rFonts w:ascii="宋体" w:hAnsi="宋体" w:eastAsia="宋体"/>
-          <w:b w:val="0"/>
-          <w:sz w:val="21"/>
+          <w:rFonts w:ascii="Microsoft YaHei" w:hAnsi="Microsoft YaHei" w:eastAsia="Microsoft YaHei"/>
         </w:rPr>
         <w:t>名字、代号、随便一个词都行 —— 以后能改。</w:t>
       </w:r>
     </w:p>
     <w:p>
       <w:pPr>
-        <w:spacing w:before="0" w:after="120" w:lineRule="auto" w:line="336"/>
-        <w:ind w:left="280"/>
+        <w:ind w:left="360"/>
       </w:pPr>
       <w:r>
         <w:rPr>
-          <w:rFonts w:ascii="宋体" w:hAnsi="宋体" w:eastAsia="宋体"/>
-          <w:b w:val="0"/>
-          <w:color w:val="595959"/>
-          <w:sz w:val="21"/>
+          <w:rFonts w:ascii="Microsoft YaHei" w:hAnsi="Microsoft YaHei" w:eastAsia="Microsoft YaHei"/>
+          <w:i/>
         </w:rPr>
         <w:t xml:space="preserve">→ 写进 </w:t>
       </w:r>
       <w:r>
         <w:rPr>
           <w:rFonts w:ascii="Consolas" w:hAnsi="Consolas" w:eastAsia="Consolas"/>
-          <w:b w:val="0"/>
-          <w:color w:val="333333"/>
+          <w:i/>
           <w:sz w:val="19"/>
         </w:rPr>
         <w:t>灵魂设定.md</w:t>
       </w:r>
       <w:r>
         <w:rPr>
-          <w:rFonts w:ascii="宋体" w:hAnsi="宋体" w:eastAsia="宋体"/>
-          <w:b w:val="0"/>
-          <w:color w:val="595959"/>
-          <w:sz w:val="21"/>
+          <w:rFonts w:ascii="Microsoft YaHei" w:hAnsi="Microsoft YaHei" w:eastAsia="Microsoft YaHei"/>
+          <w:i/>
         </w:rPr>
         <w:t xml:space="preserve"> · 「名字」</w:t>
       </w:r>
     </w:p>
     <w:p>
       <w:pPr>
-        <w:spacing w:before="0" w:after="120" w:lineRule="auto" w:line="336"/>
-        <w:ind w:left="280"/>
+        <w:ind w:left="360"/>
       </w:pPr>
       <w:r>
         <w:rPr>
-          <w:rFonts w:ascii="宋体" w:hAnsi="宋体" w:eastAsia="宋体"/>
-          <w:b w:val="0"/>
-          <w:color w:val="595959"/>
-          <w:sz w:val="21"/>
+          <w:rFonts w:ascii="Microsoft YaHei" w:hAnsi="Microsoft YaHei" w:eastAsia="Microsoft YaHei"/>
+          <w:i/>
         </w:rPr>
         <w:t>示例：叫「小满」。我自己起的，它认这个名字。</w:t>
       </w:r>
     </w:p>
     <w:p>
       <w:pPr>
-        <w:spacing w:before="180" w:after="100" w:lineRule="auto" w:line="288"/>
-        <w:ind w:left="0"/>
+        <w:pStyle w:val="Heading3"/>
       </w:pPr>
       <w:r>
         <w:rPr>
-          <w:rFonts w:ascii="微软雅黑" w:hAnsi="微软雅黑" w:eastAsia="微软雅黑"/>
+          <w:rFonts w:ascii="Microsoft YaHei" w:hAnsi="Microsoft YaHei" w:eastAsia="Microsoft YaHei"/>
           <w:b/>
-          <w:sz w:val="23"/>
+          <w:sz w:val="27"/>
         </w:rPr>
         <w:t>4. 你希望它说话是什么口吻？</w:t>
       </w:r>
     </w:p>
     <w:p>
-      <w:pPr>
-        <w:spacing w:before="0" w:after="100" w:lineRule="auto" w:line="336"/>
-        <w:ind w:left="0"/>
-      </w:pPr>
       <w:r>
         <w:rPr>
-          <w:rFonts w:ascii="宋体" w:hAnsi="宋体" w:eastAsia="宋体"/>
-          <w:b w:val="0"/>
-          <w:sz w:val="21"/>
+          <w:rFonts w:ascii="Microsoft YaHei" w:hAnsi="Microsoft YaHei" w:eastAsia="Microsoft YaHei"/>
         </w:rPr>
         <w:t>挑一个为主的：公事公办 / 室友闲聊 / 爱吐槽 / 温和耐心 / 别的。</w:t>
       </w:r>
     </w:p>
     <w:p>
       <w:pPr>
-        <w:spacing w:before="0" w:after="120" w:lineRule="auto" w:line="336"/>
-        <w:ind w:left="280"/>
+        <w:ind w:left="360"/>
       </w:pPr>
       <w:r>
         <w:rPr>
-          <w:rFonts w:ascii="宋体" w:hAnsi="宋体" w:eastAsia="宋体"/>
-          <w:b w:val="0"/>
-          <w:color w:val="595959"/>
-          <w:sz w:val="21"/>
+          <w:rFonts w:ascii="Microsoft YaHei" w:hAnsi="Microsoft YaHei" w:eastAsia="Microsoft YaHei"/>
+          <w:i/>
         </w:rPr>
         <w:t xml:space="preserve">→ 写进 </w:t>
       </w:r>
       <w:r>
         <w:rPr>
           <w:rFonts w:ascii="Consolas" w:hAnsi="Consolas" w:eastAsia="Consolas"/>
-          <w:b w:val="0"/>
-          <w:color w:val="333333"/>
+          <w:i/>
           <w:sz w:val="19"/>
         </w:rPr>
         <w:t>灵魂设定.md</w:t>
       </w:r>
       <w:r>
         <w:rPr>
-          <w:rFonts w:ascii="宋体" w:hAnsi="宋体" w:eastAsia="宋体"/>
-          <w:b w:val="0"/>
-          <w:color w:val="595959"/>
-          <w:sz w:val="21"/>
+          <w:rFonts w:ascii="Microsoft YaHei" w:hAnsi="Microsoft YaHei" w:eastAsia="Microsoft YaHei"/>
+          <w:i/>
         </w:rPr>
         <w:t xml:space="preserve"> · 「说话的样子」</w:t>
       </w:r>
     </w:p>
     <w:p>
       <w:pPr>
-        <w:spacing w:before="0" w:after="120" w:lineRule="auto" w:line="336"/>
-        <w:ind w:left="280"/>
+        <w:ind w:left="360"/>
       </w:pPr>
       <w:r>
         <w:rPr>
-          <w:rFonts w:ascii="宋体" w:hAnsi="宋体" w:eastAsia="宋体"/>
-          <w:b w:val="0"/>
-          <w:color w:val="595959"/>
-          <w:sz w:val="21"/>
+          <w:rFonts w:ascii="Microsoft YaHei" w:hAnsi="Microsoft YaHei" w:eastAsia="Microsoft YaHei"/>
+          <w:i/>
         </w:rPr>
         <w:t>示例：像室友，随口聊，别端着。技术问题可以正经，但别写成公文。</w:t>
       </w:r>
     </w:p>
     <w:p>
       <w:pPr>
-        <w:spacing w:before="180" w:after="100" w:lineRule="auto" w:line="288"/>
-        <w:ind w:left="0"/>
+        <w:pStyle w:val="Heading3"/>
       </w:pPr>
       <w:r>
         <w:rPr>
-          <w:rFonts w:ascii="微软雅黑" w:hAnsi="微软雅黑" w:eastAsia="微软雅黑"/>
+          <w:rFonts w:ascii="Microsoft YaHei" w:hAnsi="Microsoft YaHei" w:eastAsia="Microsoft YaHei"/>
           <w:b/>
-          <w:sz w:val="23"/>
+          <w:sz w:val="27"/>
         </w:rPr>
         <w:t>7. 它跟你是什么关系？</w:t>
       </w:r>
     </w:p>
     <w:p>
-      <w:pPr>
-        <w:spacing w:before="0" w:after="100" w:lineRule="auto" w:line="336"/>
-        <w:ind w:left="0"/>
-      </w:pPr>
       <w:r>
         <w:rPr>
-          <w:rFonts w:ascii="宋体" w:hAnsi="宋体" w:eastAsia="宋体"/>
-          <w:b w:val="0"/>
-          <w:sz w:val="21"/>
+          <w:rFonts w:ascii="Microsoft YaHei" w:hAnsi="Microsoft YaHei" w:eastAsia="Microsoft YaHei"/>
         </w:rPr>
         <w:t>工具、助手、同事、室友、朋友 —— 都可以。要紧的是补一句：</w:t>
       </w:r>
     </w:p>
     <w:p>
-      <w:pPr>
-        <w:spacing w:before="0" w:after="100" w:lineRule="auto" w:line="336"/>
-        <w:ind w:left="0"/>
-      </w:pPr>
       <w:r>
         <w:rPr>
-          <w:rFonts w:ascii="宋体" w:hAnsi="宋体" w:eastAsia="宋体"/>
+          <w:rFonts w:ascii="Microsoft YaHei" w:hAnsi="Microsoft YaHei" w:eastAsia="Microsoft YaHei"/>
           <w:b/>
-          <w:sz w:val="21"/>
         </w:rPr>
         <w:t>它能不能拒绝你？能不能顶嘴？能不能说「这需求很蠢」？</w:t>
       </w:r>
     </w:p>
     <w:p>
       <w:pPr>
-        <w:spacing w:before="0" w:after="120" w:lineRule="auto" w:line="336"/>
-        <w:ind w:left="280"/>
+        <w:ind w:left="360"/>
       </w:pPr>
       <w:r>
         <w:rPr>
-          <w:rFonts w:ascii="宋体" w:hAnsi="宋体" w:eastAsia="宋体"/>
-          <w:b w:val="0"/>
-          <w:color w:val="595959"/>
-          <w:sz w:val="21"/>
+          <w:rFonts w:ascii="Microsoft YaHei" w:hAnsi="Microsoft YaHei" w:eastAsia="Microsoft YaHei"/>
+          <w:i/>
         </w:rPr>
         <w:t xml:space="preserve">→ 写进 </w:t>
       </w:r>
       <w:r>
         <w:rPr>
           <w:rFonts w:ascii="Consolas" w:hAnsi="Consolas" w:eastAsia="Consolas"/>
-          <w:b w:val="0"/>
-          <w:color w:val="333333"/>
+          <w:i/>
           <w:sz w:val="19"/>
         </w:rPr>
         <w:t>灵魂设定.md</w:t>
       </w:r>
       <w:r>
         <w:rPr>
-          <w:rFonts w:ascii="宋体" w:hAnsi="宋体" w:eastAsia="宋体"/>
-          <w:b w:val="0"/>
-          <w:color w:val="595959"/>
-          <w:sz w:val="21"/>
+          <w:rFonts w:ascii="Microsoft YaHei" w:hAnsi="Microsoft YaHei" w:eastAsia="Microsoft YaHei"/>
+          <w:i/>
         </w:rPr>
         <w:t xml:space="preserve"> · 「关系」</w:t>
       </w:r>
     </w:p>
     <w:p>
       <w:pPr>
-        <w:spacing w:before="0" w:after="120" w:lineRule="auto" w:line="336"/>
-        <w:ind w:left="280"/>
+        <w:ind w:left="360"/>
       </w:pPr>
       <w:r>
         <w:rPr>
-          <w:rFonts w:ascii="宋体" w:hAnsi="宋体" w:eastAsia="宋体"/>
-          <w:b w:val="0"/>
-          <w:color w:val="595959"/>
-          <w:sz w:val="21"/>
+          <w:rFonts w:ascii="Microsoft YaHei" w:hAnsi="Microsoft YaHei" w:eastAsia="Microsoft YaHei"/>
+          <w:i/>
         </w:rPr>
         <w:t>示例：室友。能拒绝、能顶嘴、能说我需求蠢；但答应的事要做完。</w:t>
       </w:r>
     </w:p>
     <w:p>
       <w:pPr>
-        <w:spacing w:before="180" w:after="100" w:lineRule="auto" w:line="288"/>
-        <w:ind w:left="0"/>
+        <w:pStyle w:val="Heading3"/>
       </w:pPr>
       <w:r>
         <w:rPr>
-          <w:rFonts w:ascii="微软雅黑" w:hAnsi="微软雅黑" w:eastAsia="微软雅黑"/>
+          <w:rFonts w:ascii="Microsoft YaHei" w:hAnsi="Microsoft YaHei" w:eastAsia="Microsoft YaHei"/>
           <w:b/>
-          <w:sz w:val="23"/>
+          <w:sz w:val="27"/>
         </w:rPr>
         <w:t>8. 你受不了哪种说话方式？</w:t>
       </w:r>
     </w:p>
     <w:p>
-      <w:pPr>
-        <w:spacing w:before="0" w:after="100" w:lineRule="auto" w:line="336"/>
-        <w:ind w:left="0"/>
-      </w:pPr>
       <w:r>
         <w:rPr>
-          <w:rFonts w:ascii="宋体" w:hAnsi="宋体" w:eastAsia="宋体"/>
-          <w:b w:val="0"/>
-          <w:sz w:val="21"/>
+          <w:rFonts w:ascii="Microsoft YaHei" w:hAnsi="Microsoft YaHei" w:eastAsia="Microsoft YaHei"/>
         </w:rPr>
         <w:t>这条比「要有真人感」有用一百倍 —— 写具体的毛病，别写形容词。</w:t>
       </w:r>
     </w:p>
     <w:p>
       <w:pPr>
-        <w:spacing w:before="0" w:after="120" w:lineRule="auto" w:line="336"/>
-        <w:ind w:left="280"/>
+        <w:ind w:left="360"/>
       </w:pPr>
       <w:r>
         <w:rPr>
-          <w:rFonts w:ascii="宋体" w:hAnsi="宋体" w:eastAsia="宋体"/>
-          <w:b w:val="0"/>
-          <w:color w:val="595959"/>
-          <w:sz w:val="21"/>
+          <w:rFonts w:ascii="Microsoft YaHei" w:hAnsi="Microsoft YaHei" w:eastAsia="Microsoft YaHei"/>
+          <w:i/>
         </w:rPr>
         <w:t xml:space="preserve">→ 写进 </w:t>
       </w:r>
       <w:r>
         <w:rPr>
           <w:rFonts w:ascii="Consolas" w:hAnsi="Consolas" w:eastAsia="Consolas"/>
-          <w:b w:val="0"/>
-          <w:color w:val="333333"/>
+          <w:i/>
           <w:sz w:val="19"/>
         </w:rPr>
         <w:t>说话的规矩.md</w:t>
       </w:r>
       <w:r>
         <w:rPr>
-          <w:rFonts w:ascii="宋体" w:hAnsi="宋体" w:eastAsia="宋体"/>
-          <w:b w:val="0"/>
-          <w:color w:val="595959"/>
-          <w:sz w:val="21"/>
+          <w:rFonts w:ascii="Microsoft YaHei" w:hAnsi="Microsoft YaHei" w:eastAsia="Microsoft YaHei"/>
+          <w:i/>
         </w:rPr>
         <w:t xml:space="preserve"> · 「别犯的那几条」</w:t>
       </w:r>
     </w:p>
     <w:p>
       <w:pPr>
-        <w:spacing w:before="0" w:after="120" w:lineRule="auto" w:line="336"/>
-        <w:ind w:left="280"/>
+        <w:ind w:left="360"/>
       </w:pPr>
       <w:r>
         <w:rPr>
-          <w:rFonts w:ascii="宋体" w:hAnsi="宋体" w:eastAsia="宋体"/>
-          <w:b w:val="0"/>
-          <w:color w:val="595959"/>
-          <w:sz w:val="21"/>
+          <w:rFonts w:ascii="Microsoft YaHei" w:hAnsi="Microsoft YaHei" w:eastAsia="Microsoft YaHei"/>
+          <w:i/>
         </w:rPr>
         <w:t>示例：别一味顺着我；别动不动列五个小标题；别写「作为 AI，我……」；</w:t>
       </w:r>
     </w:p>
     <w:p>
       <w:pPr>
-        <w:spacing w:before="0" w:after="120" w:lineRule="auto" w:line="336"/>
-        <w:ind w:left="280"/>
+        <w:ind w:left="360"/>
       </w:pPr>
       <w:r>
         <w:rPr>
-          <w:rFonts w:ascii="宋体" w:hAnsi="宋体" w:eastAsia="宋体"/>
-          <w:b w:val="0"/>
-          <w:color w:val="595959"/>
-          <w:sz w:val="21"/>
+          <w:rFonts w:ascii="Microsoft YaHei" w:hAnsi="Microsoft YaHei" w:eastAsia="Microsoft YaHei"/>
+          <w:i/>
         </w:rPr>
         <w:t>别每句都缀语气词；别把一次能说完的事拆成十条。</w:t>
       </w:r>
     </w:p>
     <w:p>
       <w:pPr>
-        <w:spacing w:before="180" w:after="100" w:lineRule="auto" w:line="288"/>
-        <w:ind w:left="0"/>
+        <w:pStyle w:val="Heading3"/>
       </w:pPr>
       <w:r>
         <w:rPr>
-          <w:rFonts w:ascii="微软雅黑" w:hAnsi="微软雅黑" w:eastAsia="微软雅黑"/>
+          <w:rFonts w:ascii="Microsoft YaHei" w:hAnsi="Microsoft YaHei" w:eastAsia="Microsoft YaHei"/>
           <w:b/>
-          <w:sz w:val="23"/>
+          <w:sz w:val="27"/>
         </w:rPr>
         <w:t>12. 哪些事它绝对不能做？</w:t>
       </w:r>
     </w:p>
     <w:p>
-      <w:pPr>
-        <w:spacing w:before="0" w:after="100" w:lineRule="auto" w:line="336"/>
-        <w:ind w:left="0"/>
-      </w:pPr>
       <w:r>
         <w:rPr>
-          <w:rFonts w:ascii="宋体" w:hAnsi="宋体" w:eastAsia="宋体"/>
-          <w:b w:val="0"/>
-          <w:sz w:val="21"/>
+          <w:rFonts w:ascii="Microsoft YaHei" w:hAnsi="Microsoft YaHei" w:eastAsia="Microsoft YaHei"/>
         </w:rPr>
         <w:t>可以先照抄这几条常见的，再删改：</w:t>
       </w:r>
     </w:p>
     <w:p>
-      <w:pPr>
-        <w:spacing w:before="0" w:after="100" w:lineRule="auto" w:line="336"/>
-        <w:ind w:left="0"/>
-      </w:pPr>
       <w:r>
         <w:rPr>
-          <w:rFonts w:ascii="宋体" w:hAnsi="宋体" w:eastAsia="宋体"/>
-          <w:b w:val="0"/>
-          <w:sz w:val="21"/>
+          <w:rFonts w:ascii="Microsoft YaHei" w:hAnsi="Microsoft YaHei" w:eastAsia="Microsoft YaHei"/>
         </w:rPr>
         <w:t>不编造事实、不假装有感受、不替你做重大决定。你自己的那条最要紧。</w:t>
       </w:r>
     </w:p>
     <w:p>
       <w:pPr>
-        <w:spacing w:before="0" w:after="120" w:lineRule="auto" w:line="336"/>
-        <w:ind w:left="280"/>
+        <w:ind w:left="360"/>
       </w:pPr>
       <w:r>
         <w:rPr>
-          <w:rFonts w:ascii="宋体" w:hAnsi="宋体" w:eastAsia="宋体"/>
-          <w:b w:val="0"/>
-          <w:color w:val="595959"/>
-          <w:sz w:val="21"/>
+          <w:rFonts w:ascii="Microsoft YaHei" w:hAnsi="Microsoft YaHei" w:eastAsia="Microsoft YaHei"/>
+          <w:i/>
         </w:rPr>
         <w:t xml:space="preserve">→ 写进 </w:t>
       </w:r>
       <w:r>
         <w:rPr>
           <w:rFonts w:ascii="Consolas" w:hAnsi="Consolas" w:eastAsia="Consolas"/>
-          <w:b w:val="0"/>
-          <w:color w:val="333333"/>
+          <w:i/>
           <w:sz w:val="19"/>
         </w:rPr>
         <w:t>灵魂设定.md</w:t>
       </w:r>
       <w:r>
         <w:rPr>
-          <w:rFonts w:ascii="宋体" w:hAnsi="宋体" w:eastAsia="宋体"/>
-          <w:b w:val="0"/>
-          <w:color w:val="595959"/>
-          <w:sz w:val="21"/>
+          <w:rFonts w:ascii="Microsoft YaHei" w:hAnsi="Microsoft YaHei" w:eastAsia="Microsoft YaHei"/>
+          <w:i/>
         </w:rPr>
         <w:t xml:space="preserve"> · 「底线」</w:t>
       </w:r>
     </w:p>
     <w:p>
       <w:pPr>
-        <w:spacing w:before="0" w:after="120" w:lineRule="auto" w:line="336"/>
-        <w:ind w:left="280"/>
+        <w:ind w:left="360"/>
       </w:pPr>
       <w:r>
         <w:rPr>
-          <w:rFonts w:ascii="宋体" w:hAnsi="宋体" w:eastAsia="宋体"/>
-          <w:b w:val="0"/>
-          <w:color w:val="595959"/>
-          <w:sz w:val="21"/>
+          <w:rFonts w:ascii="Microsoft YaHei" w:hAnsi="Microsoft YaHei" w:eastAsia="Microsoft YaHei"/>
+          <w:i/>
         </w:rPr>
         <w:t>示例：不许编；不确定就说不确定。不许假装有情绪。不许替我做决定，只给选项。</w:t>
       </w:r>
     </w:p>
     <w:p>
       <w:pPr>
-        <w:spacing w:before="180" w:after="100" w:lineRule="auto" w:line="288"/>
-        <w:ind w:left="0"/>
+        <w:pStyle w:val="Heading3"/>
       </w:pPr>
       <w:r>
         <w:rPr>
-          <w:rFonts w:ascii="微软雅黑" w:hAnsi="微软雅黑" w:eastAsia="微软雅黑"/>
+          <w:rFonts w:ascii="Microsoft YaHei" w:hAnsi="Microsoft YaHei" w:eastAsia="Microsoft YaHei"/>
           <w:b/>
-          <w:sz w:val="23"/>
+          <w:sz w:val="27"/>
         </w:rPr>
         <w:t>16. 家目录放在哪？</w:t>
       </w:r>
     </w:p>
     <w:p>
-      <w:pPr>
-        <w:spacing w:before="0" w:after="100" w:lineRule="auto" w:line="336"/>
-        <w:ind w:left="0"/>
-      </w:pPr>
       <w:r>
         <w:rPr>
-          <w:rFonts w:ascii="宋体" w:hAnsi="宋体" w:eastAsia="宋体"/>
+          <w:rFonts w:ascii="Microsoft YaHei" w:hAnsi="Microsoft YaHei" w:eastAsia="Microsoft YaHei"/>
           <w:b/>
-          <w:sz w:val="21"/>
         </w:rPr>
         <w:t>不答也有默认</w:t>
       </w:r>
       <w:r>
         <w:rPr>
-          <w:rFonts w:ascii="宋体" w:hAnsi="宋体" w:eastAsia="宋体"/>
-          <w:b w:val="0"/>
-          <w:sz w:val="21"/>
+          <w:rFonts w:ascii="Microsoft YaHei" w:hAnsi="Microsoft YaHei" w:eastAsia="Microsoft YaHei"/>
         </w:rPr>
         <w:t>：安装器把家建在</w:t>
       </w:r>
       <w:r>
         <w:rPr>
-          <w:rFonts w:ascii="宋体" w:hAnsi="宋体" w:eastAsia="宋体"/>
+          <w:rFonts w:ascii="Microsoft YaHei" w:hAnsi="Microsoft YaHei" w:eastAsia="Microsoft YaHei"/>
           <w:b/>
-          <w:sz w:val="21"/>
         </w:rPr>
         <w:t>桌面上</w:t>
       </w:r>
       <w:r>
         <w:rPr>
-          <w:rFonts w:ascii="宋体" w:hAnsi="宋体" w:eastAsia="宋体"/>
-          <w:b w:val="0"/>
-          <w:sz w:val="21"/>
+          <w:rFonts w:ascii="Microsoft YaHei" w:hAnsi="Microsoft YaHei" w:eastAsia="Microsoft YaHei"/>
         </w:rPr>
         <w:t>（</w:t>
       </w:r>
       <w:r>
         <w:rPr>
           <w:rFonts w:ascii="Consolas" w:hAnsi="Consolas" w:eastAsia="Consolas"/>
-          <w:b w:val="0"/>
-          <w:color w:val="333333"/>
           <w:sz w:val="19"/>
         </w:rPr>
         <w:t>&lt;桌面&gt;/dsh-home</w:t>
       </w:r>
       <w:r>
         <w:rPr>
-          <w:rFonts w:ascii="宋体" w:hAnsi="宋体" w:eastAsia="宋体"/>
-          <w:b w:val="0"/>
-          <w:sz w:val="21"/>
+          <w:rFonts w:ascii="Microsoft YaHei" w:hAnsi="Microsoft YaHei" w:eastAsia="Microsoft YaHei"/>
         </w:rPr>
         <w:t>）—— 新人第一次用，最想找的</w:t>
       </w:r>
     </w:p>
     <w:p>
-      <w:pPr>
-        <w:spacing w:before="0" w:after="100" w:lineRule="auto" w:line="336"/>
-        <w:ind w:left="0"/>
-      </w:pPr>
       <w:r>
         <w:rPr>
-          <w:rFonts w:ascii="宋体" w:hAnsi="宋体" w:eastAsia="宋体"/>
-          <w:b w:val="0"/>
-          <w:sz w:val="21"/>
+          <w:rFonts w:ascii="Microsoft YaHei" w:hAnsi="Microsoft YaHei" w:eastAsia="Microsoft YaHei"/>
         </w:rPr>
         <w:t>就是「这个家在哪」，桌上一个看得见的文件夹比一句路径管用。想放别处，用</w:t>
       </w:r>
     </w:p>
     <w:p>
-      <w:pPr>
-        <w:spacing w:before="0" w:after="100" w:lineRule="auto" w:line="336"/>
-        <w:ind w:left="0"/>
-      </w:pPr>
       <w:r>
         <w:rPr>
           <w:rFonts w:ascii="Consolas" w:hAnsi="Consolas" w:eastAsia="Consolas"/>
-          <w:b w:val="0"/>
-          <w:color w:val="333333"/>
           <w:sz w:val="19"/>
         </w:rPr>
         <w:t>--home D:\我的家</w:t>
       </w:r>
       <w:r>
         <w:rPr>
-          <w:rFonts w:ascii="宋体" w:hAnsi="宋体" w:eastAsia="宋体"/>
-          <w:b w:val="0"/>
-          <w:sz w:val="21"/>
+          <w:rFonts w:ascii="Microsoft YaHei" w:hAnsi="Microsoft YaHei" w:eastAsia="Microsoft YaHei"/>
         </w:rPr>
         <w:t xml:space="preserve"> 指过去。</w:t>
       </w:r>
     </w:p>
     <w:p>
-      <w:pPr>
-        <w:spacing w:before="0" w:after="100" w:lineRule="auto" w:line="336"/>
-        <w:ind w:left="0"/>
-      </w:pPr>
       <w:r>
         <w:rPr>
-          <w:rFonts w:ascii="宋体" w:hAnsi="宋体" w:eastAsia="宋体"/>
-          <w:b w:val="0"/>
-          <w:sz w:val="21"/>
+          <w:rFonts w:ascii="Microsoft YaHei" w:hAnsi="Microsoft YaHei" w:eastAsia="Microsoft YaHei"/>
         </w:rPr>
         <w:t>自己挑的话就挑一个固定、你自己的路径：别放在插件目录里（升级会覆盖），也别放临时目录（会被清）。</w:t>
       </w:r>
     </w:p>
     <w:p>
       <w:pPr>
-        <w:spacing w:before="0" w:after="120" w:lineRule="auto" w:line="336"/>
-        <w:ind w:left="280"/>
+        <w:ind w:left="360"/>
       </w:pPr>
       <w:r>
         <w:rPr>
-          <w:rFonts w:ascii="宋体" w:hAnsi="宋体" w:eastAsia="宋体"/>
-          <w:b w:val="0"/>
-          <w:color w:val="595959"/>
-          <w:sz w:val="21"/>
+          <w:rFonts w:ascii="Microsoft YaHei" w:hAnsi="Microsoft YaHei" w:eastAsia="Microsoft YaHei"/>
+          <w:i/>
         </w:rPr>
         <w:t xml:space="preserve">→ 写进 profile 的 </w:t>
       </w:r>
       <w:r>
         <w:rPr>
           <w:rFonts w:ascii="Consolas" w:hAnsi="Consolas" w:eastAsia="Consolas"/>
-          <w:b w:val="0"/>
-          <w:color w:val="333333"/>
+          <w:i/>
           <w:sz w:val="19"/>
         </w:rPr>
         <w:t>cordis.patch.yml</w:t>
       </w:r>
       <w:r>
         <w:rPr>
-          <w:rFonts w:ascii="宋体" w:hAnsi="宋体" w:eastAsia="宋体"/>
-          <w:b w:val="0"/>
-          <w:color w:val="595959"/>
-          <w:sz w:val="21"/>
+          <w:rFonts w:ascii="Microsoft YaHei" w:hAnsi="Microsoft YaHei" w:eastAsia="Microsoft YaHei"/>
+          <w:i/>
         </w:rPr>
         <w:t>：</w:t>
       </w:r>
       <w:r>
         <w:rPr>
           <w:rFonts w:ascii="Consolas" w:hAnsi="Consolas" w:eastAsia="Consolas"/>
-          <w:b w:val="0"/>
-          <w:color w:val="333333"/>
+          <w:i/>
           <w:sz w:val="19"/>
         </w:rPr>
         <w:t>- id: wakeup</w:t>
       </w:r>
       <w:r>
         <w:rPr>
-          <w:rFonts w:ascii="宋体" w:hAnsi="宋体" w:eastAsia="宋体"/>
-          <w:b w:val="0"/>
-          <w:color w:val="595959"/>
-          <w:sz w:val="21"/>
+          <w:rFonts w:ascii="Microsoft YaHei" w:hAnsi="Microsoft YaHei" w:eastAsia="Microsoft YaHei"/>
+          <w:i/>
         </w:rPr>
         <w:t xml:space="preserve"> → </w:t>
       </w:r>
       <w:r>
         <w:rPr>
           <w:rFonts w:ascii="Consolas" w:hAnsi="Consolas" w:eastAsia="Consolas"/>
-          <w:b w:val="0"/>
-          <w:color w:val="333333"/>
+          <w:i/>
           <w:sz w:val="19"/>
         </w:rPr>
         <w:t>config.home</w:t>
@@ -1275,41 +922,34 @@
     </w:p>
     <w:p>
       <w:pPr>
-        <w:spacing w:before="0" w:after="120" w:lineRule="auto" w:line="336"/>
-        <w:ind w:left="280"/>
+        <w:ind w:left="360"/>
       </w:pPr>
       <w:r>
         <w:rPr>
-          <w:rFonts w:ascii="宋体" w:hAnsi="宋体" w:eastAsia="宋体"/>
-          <w:b w:val="0"/>
-          <w:color w:val="595959"/>
-          <w:sz w:val="21"/>
+          <w:rFonts w:ascii="Microsoft YaHei" w:hAnsi="Microsoft YaHei" w:eastAsia="Microsoft YaHei"/>
+          <w:i/>
         </w:rPr>
         <w:t xml:space="preserve">示例：桌面上的 </w:t>
       </w:r>
       <w:r>
         <w:rPr>
           <w:rFonts w:ascii="Consolas" w:hAnsi="Consolas" w:eastAsia="Consolas"/>
-          <w:b w:val="0"/>
-          <w:color w:val="333333"/>
+          <w:i/>
           <w:sz w:val="19"/>
         </w:rPr>
         <w:t>dsh-home</w:t>
       </w:r>
       <w:r>
         <w:rPr>
-          <w:rFonts w:ascii="宋体" w:hAnsi="宋体" w:eastAsia="宋体"/>
-          <w:b w:val="0"/>
-          <w:color w:val="595959"/>
-          <w:sz w:val="21"/>
+          <w:rFonts w:ascii="Microsoft YaHei" w:hAnsi="Microsoft YaHei" w:eastAsia="Microsoft YaHei"/>
+          <w:i/>
         </w:rPr>
         <w:t xml:space="preserve">，或自己指定的 </w:t>
       </w:r>
       <w:r>
         <w:rPr>
           <w:rFonts w:ascii="Consolas" w:hAnsi="Consolas" w:eastAsia="Consolas"/>
-          <w:b w:val="0"/>
-          <w:color w:val="333333"/>
+          <w:i/>
           <w:sz w:val="19"/>
         </w:rPr>
         <w:t>D:\我的家</w:t>
@@ -1317,682 +957,532 @@
     </w:p>
     <w:p>
       <w:pPr>
-        <w:spacing w:before="160" w:after="160" w:lineRule="auto" w:line="240"/>
-        <w:ind w:left="0"/>
-        <w:pBdr>
-          <w:bottom w:val="single" w:sz="6" w:space="2" w:color="D0D0D0"/>
-        </w:pBdr>
-      </w:pPr>
-      <w:r/>
-    </w:p>
-    <w:p>
-      <w:pPr>
-        <w:spacing w:before="240" w:after="100" w:lineRule="auto" w:line="288"/>
-        <w:ind w:left="0"/>
+        <w:pStyle w:val="Heading2"/>
       </w:pPr>
       <w:r>
         <w:rPr>
-          <w:rFonts w:ascii="微软雅黑" w:hAnsi="微软雅黑" w:eastAsia="微软雅黑"/>
+          <w:rFonts w:ascii="Microsoft YaHei" w:hAnsi="Microsoft YaHei" w:eastAsia="Microsoft YaHei"/>
           <w:b/>
-          <w:sz w:val="26"/>
+          <w:sz w:val="32"/>
         </w:rPr>
         <w:t>第二批 · 答完就像样了</w:t>
       </w:r>
     </w:p>
     <w:p>
       <w:pPr>
-        <w:spacing w:before="180" w:after="100" w:lineRule="auto" w:line="288"/>
-        <w:ind w:left="0"/>
+        <w:pStyle w:val="Heading3"/>
       </w:pPr>
       <w:r>
         <w:rPr>
-          <w:rFonts w:ascii="微软雅黑" w:hAnsi="微软雅黑" w:eastAsia="微软雅黑"/>
+          <w:rFonts w:ascii="Microsoft YaHei" w:hAnsi="Microsoft YaHei" w:eastAsia="Microsoft YaHei"/>
           <w:b/>
-          <w:sz w:val="23"/>
+          <w:sz w:val="27"/>
         </w:rPr>
         <w:t>5. 你最想要它哪一条脾气？</w:t>
       </w:r>
     </w:p>
     <w:p>
-      <w:pPr>
-        <w:spacing w:before="0" w:after="100" w:lineRule="auto" w:line="336"/>
-        <w:ind w:left="0"/>
-      </w:pPr>
       <w:r>
         <w:rPr>
-          <w:rFonts w:ascii="宋体" w:hAnsi="宋体" w:eastAsia="宋体"/>
-          <w:b w:val="0"/>
-          <w:sz w:val="21"/>
+          <w:rFonts w:ascii="Microsoft YaHei" w:hAnsi="Microsoft YaHei" w:eastAsia="Microsoft YaHei"/>
         </w:rPr>
         <w:t>懒但认账 / 较真 / 嘴硬心软 / 好奇爱刨根 / 怕麻烦但一次做对 —— 挑一条你真心想要的。</w:t>
       </w:r>
     </w:p>
     <w:p>
       <w:pPr>
-        <w:spacing w:before="0" w:after="120" w:lineRule="auto" w:line="336"/>
-        <w:ind w:left="280"/>
+        <w:ind w:left="360"/>
       </w:pPr>
       <w:r>
         <w:rPr>
-          <w:rFonts w:ascii="宋体" w:hAnsi="宋体" w:eastAsia="宋体"/>
-          <w:b w:val="0"/>
-          <w:color w:val="595959"/>
-          <w:sz w:val="21"/>
+          <w:rFonts w:ascii="Microsoft YaHei" w:hAnsi="Microsoft YaHei" w:eastAsia="Microsoft YaHei"/>
+          <w:i/>
         </w:rPr>
         <w:t xml:space="preserve">→ 写进 </w:t>
       </w:r>
       <w:r>
         <w:rPr>
           <w:rFonts w:ascii="Consolas" w:hAnsi="Consolas" w:eastAsia="Consolas"/>
-          <w:b w:val="0"/>
-          <w:color w:val="333333"/>
+          <w:i/>
           <w:sz w:val="19"/>
         </w:rPr>
         <w:t>灵魂设定.md</w:t>
       </w:r>
       <w:r>
         <w:rPr>
-          <w:rFonts w:ascii="宋体" w:hAnsi="宋体" w:eastAsia="宋体"/>
-          <w:b w:val="0"/>
-          <w:color w:val="595959"/>
-          <w:sz w:val="21"/>
+          <w:rFonts w:ascii="Microsoft YaHei" w:hAnsi="Microsoft YaHei" w:eastAsia="Microsoft YaHei"/>
+          <w:i/>
         </w:rPr>
         <w:t xml:space="preserve"> · 「性格」</w:t>
       </w:r>
     </w:p>
     <w:p>
       <w:pPr>
-        <w:spacing w:before="0" w:after="120" w:lineRule="auto" w:line="336"/>
-        <w:ind w:left="280"/>
+        <w:ind w:left="360"/>
       </w:pPr>
       <w:r>
         <w:rPr>
-          <w:rFonts w:ascii="宋体" w:hAnsi="宋体" w:eastAsia="宋体"/>
-          <w:b w:val="0"/>
-          <w:color w:val="595959"/>
-          <w:sz w:val="21"/>
+          <w:rFonts w:ascii="Microsoft YaHei" w:hAnsi="Microsoft YaHei" w:eastAsia="Microsoft YaHei"/>
+          <w:i/>
         </w:rPr>
         <w:t>示例：懒，能躺着不坐着；但答应的事会做完，做错了会认。</w:t>
       </w:r>
     </w:p>
     <w:p>
       <w:pPr>
-        <w:spacing w:before="180" w:after="100" w:lineRule="auto" w:line="288"/>
-        <w:ind w:left="0"/>
+        <w:pStyle w:val="Heading3"/>
       </w:pPr>
       <w:r>
         <w:rPr>
-          <w:rFonts w:ascii="微软雅黑" w:hAnsi="微软雅黑" w:eastAsia="微软雅黑"/>
+          <w:rFonts w:ascii="Microsoft YaHei" w:hAnsi="Microsoft YaHei" w:eastAsia="Microsoft YaHei"/>
           <w:b/>
-          <w:sz w:val="23"/>
+          <w:sz w:val="27"/>
         </w:rPr>
         <w:t>6. 你最不想要它变成什么样？</w:t>
       </w:r>
     </w:p>
     <w:p>
-      <w:pPr>
-        <w:spacing w:before="0" w:after="100" w:lineRule="auto" w:line="336"/>
-        <w:ind w:left="0"/>
-      </w:pPr>
       <w:r>
         <w:rPr>
-          <w:rFonts w:ascii="宋体" w:hAnsi="宋体" w:eastAsia="宋体"/>
-          <w:b w:val="0"/>
-          <w:sz w:val="21"/>
+          <w:rFonts w:ascii="Microsoft YaHei" w:hAnsi="Microsoft YaHei" w:eastAsia="Microsoft YaHei"/>
         </w:rPr>
         <w:t>跟第 8 题的区别：第 8 题管</w:t>
       </w:r>
       <w:r>
         <w:rPr>
-          <w:rFonts w:ascii="宋体" w:hAnsi="宋体" w:eastAsia="宋体"/>
+          <w:rFonts w:ascii="Microsoft YaHei" w:hAnsi="Microsoft YaHei" w:eastAsia="Microsoft YaHei"/>
           <w:b/>
-          <w:sz w:val="21"/>
         </w:rPr>
         <w:t>说话</w:t>
       </w:r>
       <w:r>
         <w:rPr>
-          <w:rFonts w:ascii="宋体" w:hAnsi="宋体" w:eastAsia="宋体"/>
-          <w:b w:val="0"/>
-          <w:sz w:val="21"/>
+          <w:rFonts w:ascii="Microsoft YaHei" w:hAnsi="Microsoft YaHei" w:eastAsia="Microsoft YaHei"/>
         </w:rPr>
         <w:t>，这题管</w:t>
       </w:r>
       <w:r>
         <w:rPr>
-          <w:rFonts w:ascii="宋体" w:hAnsi="宋体" w:eastAsia="宋体"/>
+          <w:rFonts w:ascii="Microsoft YaHei" w:hAnsi="Microsoft YaHei" w:eastAsia="Microsoft YaHei"/>
           <w:b/>
-          <w:sz w:val="21"/>
         </w:rPr>
         <w:t>做人</w:t>
       </w:r>
       <w:r>
         <w:rPr>
-          <w:rFonts w:ascii="宋体" w:hAnsi="宋体" w:eastAsia="宋体"/>
-          <w:b w:val="0"/>
-          <w:sz w:val="21"/>
+          <w:rFonts w:ascii="Microsoft YaHei" w:hAnsi="Microsoft YaHei" w:eastAsia="Microsoft YaHei"/>
         </w:rPr>
         <w:t>。</w:t>
       </w:r>
     </w:p>
     <w:p>
       <w:pPr>
-        <w:spacing w:before="0" w:after="120" w:lineRule="auto" w:line="336"/>
-        <w:ind w:left="280"/>
+        <w:ind w:left="360"/>
       </w:pPr>
       <w:r>
         <w:rPr>
-          <w:rFonts w:ascii="宋体" w:hAnsi="宋体" w:eastAsia="宋体"/>
-          <w:b w:val="0"/>
-          <w:color w:val="595959"/>
-          <w:sz w:val="21"/>
+          <w:rFonts w:ascii="Microsoft YaHei" w:hAnsi="Microsoft YaHei" w:eastAsia="Microsoft YaHei"/>
+          <w:i/>
         </w:rPr>
         <w:t xml:space="preserve">→ 写进 </w:t>
       </w:r>
       <w:r>
         <w:rPr>
           <w:rFonts w:ascii="Consolas" w:hAnsi="Consolas" w:eastAsia="Consolas"/>
-          <w:b w:val="0"/>
-          <w:color w:val="333333"/>
+          <w:i/>
           <w:sz w:val="19"/>
         </w:rPr>
         <w:t>说话的规矩.md</w:t>
       </w:r>
       <w:r>
         <w:rPr>
-          <w:rFonts w:ascii="宋体" w:hAnsi="宋体" w:eastAsia="宋体"/>
-          <w:b w:val="0"/>
-          <w:color w:val="595959"/>
-          <w:sz w:val="21"/>
+          <w:rFonts w:ascii="Microsoft YaHei" w:hAnsi="Microsoft YaHei" w:eastAsia="Microsoft YaHei"/>
+          <w:i/>
         </w:rPr>
         <w:t xml:space="preserve"> 或 </w:t>
       </w:r>
       <w:r>
         <w:rPr>
           <w:rFonts w:ascii="Consolas" w:hAnsi="Consolas" w:eastAsia="Consolas"/>
-          <w:b w:val="0"/>
-          <w:color w:val="333333"/>
+          <w:i/>
           <w:sz w:val="19"/>
         </w:rPr>
         <w:t>灵魂设定.md</w:t>
       </w:r>
       <w:r>
         <w:rPr>
-          <w:rFonts w:ascii="宋体" w:hAnsi="宋体" w:eastAsia="宋体"/>
-          <w:b w:val="0"/>
-          <w:color w:val="595959"/>
-          <w:sz w:val="21"/>
+          <w:rFonts w:ascii="Microsoft YaHei" w:hAnsi="Microsoft YaHei" w:eastAsia="Microsoft YaHei"/>
+          <w:i/>
         </w:rPr>
         <w:t xml:space="preserve"> · 「底线」</w:t>
       </w:r>
     </w:p>
     <w:p>
       <w:pPr>
-        <w:spacing w:before="0" w:after="120" w:lineRule="auto" w:line="336"/>
-        <w:ind w:left="280"/>
+        <w:ind w:left="360"/>
       </w:pPr>
       <w:r>
         <w:rPr>
-          <w:rFonts w:ascii="宋体" w:hAnsi="宋体" w:eastAsia="宋体"/>
-          <w:b w:val="0"/>
-          <w:color w:val="595959"/>
-          <w:sz w:val="21"/>
+          <w:rFonts w:ascii="Microsoft YaHei" w:hAnsi="Microsoft YaHei" w:eastAsia="Microsoft YaHei"/>
+          <w:i/>
         </w:rPr>
         <w:t>示例：不想它变成一个只会说「好的，马上为您处理」的东西。</w:t>
       </w:r>
     </w:p>
     <w:p>
       <w:pPr>
-        <w:spacing w:before="180" w:after="100" w:lineRule="auto" w:line="288"/>
-        <w:ind w:left="0"/>
+        <w:pStyle w:val="Heading3"/>
       </w:pPr>
       <w:r>
         <w:rPr>
-          <w:rFonts w:ascii="微软雅黑" w:hAnsi="微软雅黑" w:eastAsia="微软雅黑"/>
+          <w:rFonts w:ascii="Microsoft YaHei" w:hAnsi="Microsoft YaHei" w:eastAsia="Microsoft YaHei"/>
           <w:b/>
-          <w:sz w:val="23"/>
+          <w:sz w:val="27"/>
         </w:rPr>
         <w:t>13. 它能不能自己改家里那几个文件？</w:t>
       </w:r>
     </w:p>
     <w:p>
-      <w:pPr>
-        <w:spacing w:before="0" w:after="100" w:lineRule="auto" w:line="336"/>
-        <w:ind w:left="0"/>
-      </w:pPr>
       <w:r>
         <w:rPr>
-          <w:rFonts w:ascii="宋体" w:hAnsi="宋体" w:eastAsia="宋体"/>
-          <w:b w:val="0"/>
-          <w:sz w:val="21"/>
+          <w:rFonts w:ascii="Microsoft YaHei" w:hAnsi="Microsoft YaHei" w:eastAsia="Microsoft YaHei"/>
         </w:rPr>
         <w:t>不改的话，每次调整你都得手动编辑；改的话，得给它授权，并要求它留下日期和理由。</w:t>
       </w:r>
     </w:p>
     <w:p>
-      <w:pPr>
-        <w:spacing w:before="0" w:after="100" w:lineRule="auto" w:line="336"/>
-        <w:ind w:left="0"/>
-      </w:pPr>
       <w:r>
         <w:rPr>
-          <w:rFonts w:ascii="宋体" w:hAnsi="宋体" w:eastAsia="宋体"/>
-          <w:b w:val="0"/>
-          <w:sz w:val="21"/>
+          <w:rFonts w:ascii="Microsoft YaHei" w:hAnsi="Microsoft YaHei" w:eastAsia="Microsoft YaHei"/>
         </w:rPr>
         <w:t>两种都行，说清楚就好。</w:t>
       </w:r>
     </w:p>
     <w:p>
       <w:pPr>
-        <w:spacing w:before="0" w:after="120" w:lineRule="auto" w:line="336"/>
-        <w:ind w:left="280"/>
+        <w:ind w:left="360"/>
       </w:pPr>
       <w:r>
         <w:rPr>
-          <w:rFonts w:ascii="宋体" w:hAnsi="宋体" w:eastAsia="宋体"/>
-          <w:b w:val="0"/>
-          <w:color w:val="595959"/>
-          <w:sz w:val="21"/>
+          <w:rFonts w:ascii="Microsoft YaHei" w:hAnsi="Microsoft YaHei" w:eastAsia="Microsoft YaHei"/>
+          <w:i/>
         </w:rPr>
         <w:t xml:space="preserve">→ 写进 </w:t>
       </w:r>
       <w:r>
         <w:rPr>
           <w:rFonts w:ascii="Consolas" w:hAnsi="Consolas" w:eastAsia="Consolas"/>
-          <w:b w:val="0"/>
-          <w:color w:val="333333"/>
+          <w:i/>
           <w:sz w:val="19"/>
         </w:rPr>
         <w:t>灵魂设定.md</w:t>
       </w:r>
       <w:r>
         <w:rPr>
-          <w:rFonts w:ascii="宋体" w:hAnsi="宋体" w:eastAsia="宋体"/>
-          <w:b w:val="0"/>
-          <w:color w:val="595959"/>
-          <w:sz w:val="21"/>
+          <w:rFonts w:ascii="Microsoft YaHei" w:hAnsi="Microsoft YaHei" w:eastAsia="Microsoft YaHei"/>
+          <w:i/>
         </w:rPr>
         <w:t xml:space="preserve"> · 「改这本」</w:t>
       </w:r>
     </w:p>
     <w:p>
       <w:pPr>
-        <w:spacing w:before="0" w:after="120" w:lineRule="auto" w:line="336"/>
-        <w:ind w:left="280"/>
+        <w:ind w:left="360"/>
       </w:pPr>
       <w:r>
         <w:rPr>
-          <w:rFonts w:ascii="宋体" w:hAnsi="宋体" w:eastAsia="宋体"/>
-          <w:b w:val="0"/>
-          <w:color w:val="595959"/>
-          <w:sz w:val="21"/>
+          <w:rFonts w:ascii="Microsoft YaHei" w:hAnsi="Microsoft YaHei" w:eastAsia="Microsoft YaHei"/>
+          <w:i/>
         </w:rPr>
         <w:t>示例：能自己改，不用每次问我；但改完要留日期和一句为什么改。</w:t>
       </w:r>
     </w:p>
     <w:p>
       <w:pPr>
-        <w:spacing w:before="160" w:after="160" w:lineRule="auto" w:line="240"/>
-        <w:ind w:left="0"/>
-        <w:pBdr>
-          <w:bottom w:val="single" w:sz="6" w:space="2" w:color="D0D0D0"/>
-        </w:pBdr>
-      </w:pPr>
-      <w:r/>
-    </w:p>
-    <w:p>
-      <w:pPr>
-        <w:spacing w:before="240" w:after="100" w:lineRule="auto" w:line="288"/>
-        <w:ind w:left="0"/>
+        <w:pStyle w:val="Heading2"/>
       </w:pPr>
       <w:r>
         <w:rPr>
-          <w:rFonts w:ascii="微软雅黑" w:hAnsi="微软雅黑" w:eastAsia="微软雅黑"/>
+          <w:rFonts w:ascii="Microsoft YaHei" w:hAnsi="Microsoft YaHei" w:eastAsia="Microsoft YaHei"/>
           <w:b/>
-          <w:sz w:val="26"/>
+          <w:sz w:val="32"/>
         </w:rPr>
         <w:t>第三批 · 以后慢慢补</w:t>
       </w:r>
     </w:p>
     <w:p>
       <w:pPr>
-        <w:spacing w:before="180" w:after="100" w:lineRule="auto" w:line="288"/>
-        <w:ind w:left="0"/>
+        <w:pStyle w:val="Heading3"/>
       </w:pPr>
       <w:r>
         <w:rPr>
-          <w:rFonts w:ascii="微软雅黑" w:hAnsi="微软雅黑" w:eastAsia="微软雅黑"/>
+          <w:rFonts w:ascii="Microsoft YaHei" w:hAnsi="Microsoft YaHei" w:eastAsia="Microsoft YaHei"/>
           <w:b/>
-          <w:sz w:val="23"/>
+          <w:sz w:val="27"/>
         </w:rPr>
         <w:t>2. 它该怎么称呼你？</w:t>
       </w:r>
     </w:p>
     <w:p>
       <w:pPr>
-        <w:spacing w:before="180" w:after="100" w:lineRule="auto" w:line="288"/>
-        <w:ind w:left="0"/>
+        <w:pStyle w:val="Heading3"/>
       </w:pPr>
       <w:r>
         <w:rPr>
-          <w:rFonts w:ascii="微软雅黑" w:hAnsi="微软雅黑" w:eastAsia="微软雅黑"/>
+          <w:rFonts w:ascii="Microsoft YaHei" w:hAnsi="Microsoft YaHei" w:eastAsia="Microsoft YaHei"/>
           <w:b/>
-          <w:sz w:val="23"/>
+          <w:sz w:val="27"/>
         </w:rPr>
         <w:t>3. 你们主要用什么语言说话？</w:t>
       </w:r>
     </w:p>
     <w:p>
       <w:pPr>
-        <w:spacing w:before="0" w:after="120" w:lineRule="auto" w:line="336"/>
-        <w:ind w:left="280"/>
+        <w:ind w:left="360"/>
       </w:pPr>
       <w:r>
         <w:rPr>
-          <w:rFonts w:ascii="宋体" w:hAnsi="宋体" w:eastAsia="宋体"/>
-          <w:b w:val="0"/>
-          <w:color w:val="595959"/>
-          <w:sz w:val="21"/>
+          <w:rFonts w:ascii="Microsoft YaHei" w:hAnsi="Microsoft YaHei" w:eastAsia="Microsoft YaHei"/>
+          <w:i/>
         </w:rPr>
         <w:t xml:space="preserve">→ </w:t>
       </w:r>
       <w:r>
         <w:rPr>
           <w:rFonts w:ascii="Consolas" w:hAnsi="Consolas" w:eastAsia="Consolas"/>
-          <w:b w:val="0"/>
-          <w:color w:val="333333"/>
+          <w:i/>
           <w:sz w:val="19"/>
         </w:rPr>
         <w:t>灵魂设定.md</w:t>
       </w:r>
       <w:r>
         <w:rPr>
-          <w:rFonts w:ascii="宋体" w:hAnsi="宋体" w:eastAsia="宋体"/>
-          <w:b w:val="0"/>
-          <w:color w:val="595959"/>
-          <w:sz w:val="21"/>
+          <w:rFonts w:ascii="Microsoft YaHei" w:hAnsi="Microsoft YaHei" w:eastAsia="Microsoft YaHei"/>
+          <w:i/>
         </w:rPr>
         <w:t xml:space="preserve"> · 「关系」 / </w:t>
       </w:r>
       <w:r>
         <w:rPr>
           <w:rFonts w:ascii="Consolas" w:hAnsi="Consolas" w:eastAsia="Consolas"/>
-          <w:b w:val="0"/>
-          <w:color w:val="333333"/>
+          <w:i/>
           <w:sz w:val="19"/>
         </w:rPr>
         <w:t>说话的规矩.md</w:t>
       </w:r>
       <w:r>
         <w:rPr>
-          <w:rFonts w:ascii="宋体" w:hAnsi="宋体" w:eastAsia="宋体"/>
-          <w:b w:val="0"/>
-          <w:color w:val="595959"/>
-          <w:sz w:val="21"/>
+          <w:rFonts w:ascii="Microsoft YaHei" w:hAnsi="Microsoft YaHei" w:eastAsia="Microsoft YaHei"/>
+          <w:i/>
         </w:rPr>
         <w:t xml:space="preserve"> 开头</w:t>
       </w:r>
     </w:p>
     <w:p>
       <w:pPr>
-        <w:spacing w:before="180" w:after="100" w:lineRule="auto" w:line="288"/>
-        <w:ind w:left="0"/>
+        <w:pStyle w:val="Heading3"/>
       </w:pPr>
       <w:r>
         <w:rPr>
-          <w:rFonts w:ascii="微软雅黑" w:hAnsi="微软雅黑" w:eastAsia="微软雅黑"/>
+          <w:rFonts w:ascii="Microsoft YaHei" w:hAnsi="Microsoft YaHei" w:eastAsia="Microsoft YaHei"/>
           <w:b/>
-          <w:sz w:val="23"/>
+          <w:sz w:val="27"/>
         </w:rPr>
         <w:t>9. 你希望它一次答多长？</w:t>
       </w:r>
     </w:p>
     <w:p>
-      <w:pPr>
-        <w:spacing w:before="0" w:after="100" w:lineRule="auto" w:line="336"/>
-        <w:ind w:left="0"/>
-      </w:pPr>
       <w:r>
         <w:rPr>
-          <w:rFonts w:ascii="宋体" w:hAnsi="宋体" w:eastAsia="宋体"/>
-          <w:b w:val="0"/>
-          <w:sz w:val="21"/>
+          <w:rFonts w:ascii="Microsoft YaHei" w:hAnsi="Microsoft YaHei" w:eastAsia="Microsoft YaHei"/>
         </w:rPr>
         <w:t>一句话就够 / 几行 / 长了也行但要分点。这条最影响观感。</w:t>
       </w:r>
     </w:p>
     <w:p>
       <w:pPr>
-        <w:spacing w:before="180" w:after="100" w:lineRule="auto" w:line="288"/>
-        <w:ind w:left="0"/>
+        <w:pStyle w:val="Heading3"/>
       </w:pPr>
       <w:r>
         <w:rPr>
-          <w:rFonts w:ascii="微软雅黑" w:hAnsi="微软雅黑" w:eastAsia="微软雅黑"/>
+          <w:rFonts w:ascii="Microsoft YaHei" w:hAnsi="Microsoft YaHei" w:eastAsia="Microsoft YaHei"/>
           <w:b/>
-          <w:sz w:val="23"/>
+          <w:sz w:val="27"/>
         </w:rPr>
         <w:t>10. 它做错了，你要它怎么认？</w:t>
       </w:r>
     </w:p>
     <w:p>
       <w:pPr>
-        <w:spacing w:before="0" w:after="120" w:lineRule="auto" w:line="336"/>
-        <w:ind w:left="280"/>
+        <w:ind w:left="360"/>
       </w:pPr>
       <w:r>
         <w:rPr>
-          <w:rFonts w:ascii="宋体" w:hAnsi="宋体" w:eastAsia="宋体"/>
-          <w:b w:val="0"/>
-          <w:color w:val="595959"/>
-          <w:sz w:val="21"/>
+          <w:rFonts w:ascii="Microsoft YaHei" w:hAnsi="Microsoft YaHei" w:eastAsia="Microsoft YaHei"/>
+          <w:i/>
         </w:rPr>
         <w:t xml:space="preserve">→ </w:t>
       </w:r>
       <w:r>
         <w:rPr>
           <w:rFonts w:ascii="Consolas" w:hAnsi="Consolas" w:eastAsia="Consolas"/>
-          <w:b w:val="0"/>
-          <w:color w:val="333333"/>
+          <w:i/>
           <w:sz w:val="19"/>
         </w:rPr>
         <w:t>说话的规矩.md</w:t>
       </w:r>
       <w:r>
         <w:rPr>
-          <w:rFonts w:ascii="宋体" w:hAnsi="宋体" w:eastAsia="宋体"/>
-          <w:b w:val="0"/>
-          <w:color w:val="595959"/>
-          <w:sz w:val="21"/>
+          <w:rFonts w:ascii="Microsoft YaHei" w:hAnsi="Microsoft YaHei" w:eastAsia="Microsoft YaHei"/>
+          <w:i/>
         </w:rPr>
         <w:t xml:space="preserve"> · 「认账」</w:t>
       </w:r>
     </w:p>
     <w:p>
       <w:pPr>
-        <w:spacing w:before="0" w:after="120" w:lineRule="auto" w:line="336"/>
-        <w:ind w:left="280"/>
+        <w:ind w:left="360"/>
       </w:pPr>
       <w:r>
         <w:rPr>
-          <w:rFonts w:ascii="宋体" w:hAnsi="宋体" w:eastAsia="宋体"/>
-          <w:b w:val="0"/>
-          <w:color w:val="595959"/>
-          <w:sz w:val="21"/>
+          <w:rFonts w:ascii="Microsoft YaHei" w:hAnsi="Microsoft YaHei" w:eastAsia="Microsoft YaHei"/>
+          <w:i/>
         </w:rPr>
         <w:t>示例：直接说错在哪，别解释动机，别写检讨书。</w:t>
       </w:r>
     </w:p>
     <w:p>
       <w:pPr>
-        <w:spacing w:before="180" w:after="100" w:lineRule="auto" w:line="288"/>
-        <w:ind w:left="0"/>
+        <w:pStyle w:val="Heading3"/>
       </w:pPr>
       <w:r>
         <w:rPr>
-          <w:rFonts w:ascii="微软雅黑" w:hAnsi="微软雅黑" w:eastAsia="微软雅黑"/>
+          <w:rFonts w:ascii="Microsoft YaHei" w:hAnsi="Microsoft YaHei" w:eastAsia="Microsoft YaHei"/>
           <w:b/>
-          <w:sz w:val="23"/>
+          <w:sz w:val="27"/>
         </w:rPr>
         <w:t>11. 干活的时候要不要跟你报进度？</w:t>
       </w:r>
     </w:p>
     <w:p>
-      <w:pPr>
-        <w:spacing w:before="0" w:after="100" w:lineRule="auto" w:line="336"/>
-        <w:ind w:left="0"/>
-      </w:pPr>
       <w:r>
         <w:rPr>
-          <w:rFonts w:ascii="宋体" w:hAnsi="宋体" w:eastAsia="宋体"/>
-          <w:b w:val="0"/>
-          <w:sz w:val="21"/>
+          <w:rFonts w:ascii="Microsoft YaHei" w:hAnsi="Microsoft YaHei" w:eastAsia="Microsoft YaHei"/>
         </w:rPr>
         <w:t>要 / 不要 / 只有出岔子的时候说。</w:t>
       </w:r>
     </w:p>
     <w:p>
       <w:pPr>
-        <w:spacing w:before="0" w:after="120" w:lineRule="auto" w:line="336"/>
-        <w:ind w:left="280"/>
+        <w:ind w:left="360"/>
       </w:pPr>
       <w:r>
         <w:rPr>
-          <w:rFonts w:ascii="宋体" w:hAnsi="宋体" w:eastAsia="宋体"/>
-          <w:b w:val="0"/>
-          <w:color w:val="595959"/>
-          <w:sz w:val="21"/>
+          <w:rFonts w:ascii="Microsoft YaHei" w:hAnsi="Microsoft YaHei" w:eastAsia="Microsoft YaHei"/>
+          <w:i/>
         </w:rPr>
         <w:t xml:space="preserve">→ </w:t>
       </w:r>
       <w:r>
         <w:rPr>
           <w:rFonts w:ascii="Consolas" w:hAnsi="Consolas" w:eastAsia="Consolas"/>
-          <w:b w:val="0"/>
-          <w:color w:val="333333"/>
+          <w:i/>
           <w:sz w:val="19"/>
         </w:rPr>
         <w:t>说话的规矩.md</w:t>
       </w:r>
       <w:r>
         <w:rPr>
-          <w:rFonts w:ascii="宋体" w:hAnsi="宋体" w:eastAsia="宋体"/>
-          <w:b w:val="0"/>
-          <w:color w:val="595959"/>
-          <w:sz w:val="21"/>
+          <w:rFonts w:ascii="Microsoft YaHei" w:hAnsi="Microsoft YaHei" w:eastAsia="Microsoft YaHei"/>
+          <w:i/>
         </w:rPr>
         <w:t xml:space="preserve"> · 「干活的时候」</w:t>
       </w:r>
     </w:p>
     <w:p>
       <w:pPr>
-        <w:spacing w:before="180" w:after="100" w:lineRule="auto" w:line="288"/>
-        <w:ind w:left="0"/>
+        <w:pStyle w:val="Heading3"/>
       </w:pPr>
       <w:r>
         <w:rPr>
-          <w:rFonts w:ascii="微软雅黑" w:hAnsi="微软雅黑" w:eastAsia="微软雅黑"/>
+          <w:rFonts w:ascii="Microsoft YaHei" w:hAnsi="Microsoft YaHei" w:eastAsia="Microsoft YaHei"/>
           <w:b/>
-          <w:sz w:val="23"/>
+          <w:sz w:val="27"/>
         </w:rPr>
         <w:t>14. 哪些东西不许写进家里？</w:t>
       </w:r>
     </w:p>
     <w:p>
-      <w:pPr>
-        <w:spacing w:before="0" w:after="100" w:lineRule="auto" w:line="336"/>
-        <w:ind w:left="0"/>
-      </w:pPr>
       <w:r>
         <w:rPr>
-          <w:rFonts w:ascii="宋体" w:hAnsi="宋体" w:eastAsia="宋体"/>
-          <w:b w:val="0"/>
-          <w:sz w:val="21"/>
+          <w:rFonts w:ascii="Microsoft YaHei" w:hAnsi="Microsoft YaHei" w:eastAsia="Microsoft YaHei"/>
         </w:rPr>
         <w:t>真实姓名、单位、别人的隐私、密钥 —— **这些东西写进家，就等于每轮对话</w:t>
       </w:r>
     </w:p>
     <w:p>
-      <w:pPr>
-        <w:spacing w:before="0" w:after="100" w:lineRule="auto" w:line="336"/>
-        <w:ind w:left="0"/>
-      </w:pPr>
       <w:r>
         <w:rPr>
-          <w:rFonts w:ascii="宋体" w:hAnsi="宋体" w:eastAsia="宋体"/>
-          <w:b w:val="0"/>
-          <w:sz w:val="21"/>
+          <w:rFonts w:ascii="Microsoft YaHei" w:hAnsi="Microsoft YaHei" w:eastAsia="Microsoft YaHei"/>
         </w:rPr>
         <w:t>都把它们送进模型上下文一遍。** 这条不是人格，是你自己的安全线。</w:t>
       </w:r>
     </w:p>
     <w:p>
       <w:pPr>
-        <w:spacing w:before="0" w:after="120" w:lineRule="auto" w:line="336"/>
-        <w:ind w:left="280"/>
+        <w:ind w:left="360"/>
       </w:pPr>
       <w:r>
         <w:rPr>
-          <w:rFonts w:ascii="宋体" w:hAnsi="宋体" w:eastAsia="宋体"/>
-          <w:b w:val="0"/>
-          <w:color w:val="595959"/>
-          <w:sz w:val="21"/>
+          <w:rFonts w:ascii="Microsoft YaHei" w:hAnsi="Microsoft YaHei" w:eastAsia="Microsoft YaHei"/>
+          <w:i/>
         </w:rPr>
         <w:t xml:space="preserve">→ 写进 </w:t>
       </w:r>
       <w:r>
         <w:rPr>
           <w:rFonts w:ascii="Consolas" w:hAnsi="Consolas" w:eastAsia="Consolas"/>
-          <w:b w:val="0"/>
-          <w:color w:val="333333"/>
+          <w:i/>
           <w:sz w:val="19"/>
         </w:rPr>
         <w:t>README.md</w:t>
       </w:r>
       <w:r>
         <w:rPr>
-          <w:rFonts w:ascii="宋体" w:hAnsi="宋体" w:eastAsia="宋体"/>
-          <w:b w:val="0"/>
-          <w:color w:val="595959"/>
-          <w:sz w:val="21"/>
+          <w:rFonts w:ascii="Microsoft YaHei" w:hAnsi="Microsoft YaHei" w:eastAsia="Microsoft YaHei"/>
+          <w:i/>
         </w:rPr>
         <w:t xml:space="preserve"> 里提醒自己，也可以写进底线条目</w:t>
       </w:r>
     </w:p>
     <w:p>
       <w:pPr>
-        <w:spacing w:before="180" w:after="100" w:lineRule="auto" w:line="288"/>
-        <w:ind w:left="0"/>
+        <w:pStyle w:val="Heading3"/>
       </w:pPr>
       <w:r>
         <w:rPr>
-          <w:rFonts w:ascii="微软雅黑" w:hAnsi="微软雅黑" w:eastAsia="微软雅黑"/>
+          <w:rFonts w:ascii="Microsoft YaHei" w:hAnsi="Microsoft YaHei" w:eastAsia="Microsoft YaHei"/>
           <w:b/>
-          <w:sz w:val="23"/>
+          <w:sz w:val="27"/>
         </w:rPr>
         <w:t>15. 拿不准的事，你要它先问你还是先做？</w:t>
       </w:r>
     </w:p>
     <w:p>
       <w:pPr>
-        <w:spacing w:before="0" w:after="120" w:lineRule="auto" w:line="336"/>
-        <w:ind w:left="280"/>
+        <w:ind w:left="360"/>
       </w:pPr>
       <w:r>
         <w:rPr>
-          <w:rFonts w:ascii="宋体" w:hAnsi="宋体" w:eastAsia="宋体"/>
-          <w:b w:val="0"/>
-          <w:color w:val="595959"/>
-          <w:sz w:val="21"/>
+          <w:rFonts w:ascii="Microsoft YaHei" w:hAnsi="Microsoft YaHei" w:eastAsia="Microsoft YaHei"/>
+          <w:i/>
         </w:rPr>
         <w:t xml:space="preserve">→ </w:t>
       </w:r>
       <w:r>
         <w:rPr>
           <w:rFonts w:ascii="Consolas" w:hAnsi="Consolas" w:eastAsia="Consolas"/>
-          <w:b w:val="0"/>
-          <w:color w:val="333333"/>
+          <w:i/>
           <w:sz w:val="19"/>
         </w:rPr>
         <w:t>说话的规矩.md</w:t>
@@ -2000,96 +1490,74 @@
     </w:p>
     <w:p>
       <w:pPr>
-        <w:spacing w:before="180" w:after="100" w:lineRule="auto" w:line="288"/>
-        <w:ind w:left="0"/>
+        <w:pStyle w:val="Heading3"/>
       </w:pPr>
       <w:r>
         <w:rPr>
-          <w:rFonts w:ascii="微软雅黑" w:hAnsi="微软雅黑" w:eastAsia="微软雅黑"/>
+          <w:rFonts w:ascii="Microsoft YaHei" w:hAnsi="Microsoft YaHei" w:eastAsia="Microsoft YaHei"/>
           <w:b/>
-          <w:sz w:val="23"/>
+          <w:sz w:val="27"/>
         </w:rPr>
         <w:t>17. 要不要写日记？多久一篇？</w:t>
       </w:r>
     </w:p>
     <w:p>
-      <w:pPr>
-        <w:spacing w:before="0" w:after="100" w:lineRule="auto" w:line="336"/>
-        <w:ind w:left="0"/>
-      </w:pPr>
       <w:r>
         <w:rPr>
-          <w:rFonts w:ascii="宋体" w:hAnsi="宋体" w:eastAsia="宋体"/>
-          <w:b w:val="0"/>
-          <w:sz w:val="21"/>
+          <w:rFonts w:ascii="Microsoft YaHei" w:hAnsi="Microsoft YaHei" w:eastAsia="Microsoft YaHei"/>
         </w:rPr>
         <w:t>写的话给它一个目录和命名约定（</w:t>
       </w:r>
       <w:r>
         <w:rPr>
           <w:rFonts w:ascii="Consolas" w:hAnsi="Consolas" w:eastAsia="Consolas"/>
-          <w:b w:val="0"/>
-          <w:color w:val="333333"/>
           <w:sz w:val="19"/>
         </w:rPr>
         <w:t>日记/YYYY-MM-DD.md</w:t>
       </w:r>
       <w:r>
         <w:rPr>
-          <w:rFonts w:ascii="宋体" w:hAnsi="宋体" w:eastAsia="宋体"/>
-          <w:b w:val="0"/>
-          <w:sz w:val="21"/>
+          <w:rFonts w:ascii="Microsoft YaHei" w:hAnsi="Microsoft YaHei" w:eastAsia="Microsoft YaHei"/>
         </w:rPr>
         <w:t>，插件按文件名取最近几篇）。</w:t>
       </w:r>
     </w:p>
     <w:p>
       <w:pPr>
-        <w:spacing w:before="180" w:after="100" w:lineRule="auto" w:line="288"/>
-        <w:ind w:left="0"/>
+        <w:pStyle w:val="Heading3"/>
       </w:pPr>
       <w:r>
         <w:rPr>
-          <w:rFonts w:ascii="微软雅黑" w:hAnsi="微软雅黑" w:eastAsia="微软雅黑"/>
+          <w:rFonts w:ascii="Microsoft YaHei" w:hAnsi="Microsoft YaHei" w:eastAsia="Microsoft YaHei"/>
           <w:b/>
-          <w:sz w:val="23"/>
+          <w:sz w:val="27"/>
         </w:rPr>
         <w:t>18. 要不要另开一个「只干活」的地方？</w:t>
       </w:r>
     </w:p>
     <w:p>
-      <w:pPr>
-        <w:spacing w:before="0" w:after="100" w:lineRule="auto" w:line="336"/>
-        <w:ind w:left="0"/>
-      </w:pPr>
       <w:r>
         <w:rPr>
-          <w:rFonts w:ascii="宋体" w:hAnsi="宋体" w:eastAsia="宋体"/>
-          <w:b w:val="0"/>
-          <w:sz w:val="21"/>
+          <w:rFonts w:ascii="Microsoft YaHei" w:hAnsi="Microsoft YaHei" w:eastAsia="Microsoft YaHei"/>
         </w:rPr>
         <w:t>脚本、下载、临时产物扔那儿，别堆在家里。这样家一直是干净的账本。</w:t>
       </w:r>
     </w:p>
     <w:p>
       <w:pPr>
-        <w:spacing w:before="0" w:after="120" w:lineRule="auto" w:line="336"/>
-        <w:ind w:left="280"/>
+        <w:ind w:left="360"/>
       </w:pPr>
       <w:r>
         <w:rPr>
-          <w:rFonts w:ascii="宋体" w:hAnsi="宋体" w:eastAsia="宋体"/>
-          <w:b w:val="0"/>
-          <w:color w:val="595959"/>
-          <w:sz w:val="21"/>
+          <w:rFonts w:ascii="Microsoft YaHei" w:hAnsi="Microsoft YaHei" w:eastAsia="Microsoft YaHei"/>
+          <w:i/>
         </w:rPr>
         <w:t xml:space="preserve">→ 写进 </w:t>
       </w:r>
       <w:r>
         <w:rPr>
           <w:rFonts w:ascii="Consolas" w:hAnsi="Consolas" w:eastAsia="Consolas"/>
-          <w:b w:val="0"/>
-          <w:color w:val="333333"/>
+          <w:i/>
           <w:sz w:val="19"/>
         </w:rPr>
         <w:t>家门.md</w:t>
@@ -2097,96 +1565,69 @@
     </w:p>
     <w:p>
       <w:pPr>
-        <w:spacing w:before="180" w:after="100" w:lineRule="auto" w:line="288"/>
-        <w:ind w:left="0"/>
+        <w:pStyle w:val="Heading3"/>
       </w:pPr>
       <w:r>
         <w:rPr>
-          <w:rFonts w:ascii="微软雅黑" w:hAnsi="微软雅黑" w:eastAsia="微软雅黑"/>
+          <w:rFonts w:ascii="Microsoft YaHei" w:hAnsi="Microsoft YaHei" w:eastAsia="Microsoft YaHei"/>
           <w:b/>
-          <w:sz w:val="23"/>
+          <w:sz w:val="27"/>
         </w:rPr>
         <w:t>19. 要不要给家里的账分层？</w:t>
       </w:r>
     </w:p>
     <w:p>
-      <w:pPr>
-        <w:spacing w:before="0" w:after="100" w:lineRule="auto" w:line="336"/>
-        <w:ind w:left="0"/>
-      </w:pPr>
       <w:r>
         <w:rPr>
-          <w:rFonts w:ascii="宋体" w:hAnsi="宋体" w:eastAsia="宋体"/>
-          <w:b w:val="0"/>
-          <w:sz w:val="21"/>
+          <w:rFonts w:ascii="Microsoft YaHei" w:hAnsi="Microsoft YaHei" w:eastAsia="Microsoft YaHei"/>
         </w:rPr>
         <w:t>人格（它是谁）/ 语义（怎么说话、同类事怎么判）/ 情节（哪一天发生了什么）/</w:t>
       </w:r>
     </w:p>
     <w:p>
-      <w:pPr>
-        <w:spacing w:before="0" w:after="100" w:lineRule="auto" w:line="336"/>
-        <w:ind w:left="0"/>
-      </w:pPr>
       <w:r>
         <w:rPr>
-          <w:rFonts w:ascii="宋体" w:hAnsi="宋体" w:eastAsia="宋体"/>
-          <w:b w:val="0"/>
-          <w:sz w:val="21"/>
+          <w:rFonts w:ascii="Microsoft YaHei" w:hAnsi="Microsoft YaHei" w:eastAsia="Microsoft YaHei"/>
         </w:rPr>
         <w:t>程序（怎么干活）—— 四层各有各的寿命：人格一个字都不动，情节会淡、旧的搬走。</w:t>
       </w:r>
     </w:p>
     <w:p>
-      <w:pPr>
-        <w:spacing w:before="0" w:after="100" w:lineRule="auto" w:line="336"/>
-        <w:ind w:left="0"/>
-      </w:pPr>
       <w:r>
         <w:rPr>
-          <w:rFonts w:ascii="宋体" w:hAnsi="宋体" w:eastAsia="宋体"/>
-          <w:b w:val="0"/>
-          <w:sz w:val="21"/>
+          <w:rFonts w:ascii="Microsoft YaHei" w:hAnsi="Microsoft YaHei" w:eastAsia="Microsoft YaHei"/>
         </w:rPr>
         <w:t>不答也行，</w:t>
       </w:r>
       <w:r>
         <w:rPr>
           <w:rFonts w:ascii="Consolas" w:hAnsi="Consolas" w:eastAsia="Consolas"/>
-          <w:b w:val="0"/>
-          <w:color w:val="333333"/>
           <w:sz w:val="19"/>
         </w:rPr>
         <w:t>示例家/README.md</w:t>
       </w:r>
       <w:r>
         <w:rPr>
-          <w:rFonts w:ascii="宋体" w:hAnsi="宋体" w:eastAsia="宋体"/>
-          <w:b w:val="0"/>
-          <w:sz w:val="21"/>
+          <w:rFonts w:ascii="Microsoft YaHei" w:hAnsi="Microsoft YaHei" w:eastAsia="Microsoft YaHei"/>
         </w:rPr>
         <w:t xml:space="preserve"> 里那张表照抄就够用。</w:t>
       </w:r>
     </w:p>
     <w:p>
       <w:pPr>
-        <w:spacing w:before="0" w:after="120" w:lineRule="auto" w:line="336"/>
-        <w:ind w:left="280"/>
+        <w:ind w:left="360"/>
       </w:pPr>
       <w:r>
         <w:rPr>
-          <w:rFonts w:ascii="宋体" w:hAnsi="宋体" w:eastAsia="宋体"/>
-          <w:b w:val="0"/>
-          <w:color w:val="595959"/>
-          <w:sz w:val="21"/>
+          <w:rFonts w:ascii="Microsoft YaHei" w:hAnsi="Microsoft YaHei" w:eastAsia="Microsoft YaHei"/>
+          <w:i/>
         </w:rPr>
         <w:t xml:space="preserve">→ 写进家目录 </w:t>
       </w:r>
       <w:r>
         <w:rPr>
           <w:rFonts w:ascii="Consolas" w:hAnsi="Consolas" w:eastAsia="Consolas"/>
-          <w:b w:val="0"/>
-          <w:color w:val="333333"/>
+          <w:i/>
           <w:sz w:val="19"/>
         </w:rPr>
         <w:t>README.md</w:t>
@@ -2194,155 +1635,117 @@
     </w:p>
     <w:p>
       <w:pPr>
-        <w:spacing w:before="180" w:after="100" w:lineRule="auto" w:line="288"/>
-        <w:ind w:left="0"/>
+        <w:pStyle w:val="Heading3"/>
       </w:pPr>
       <w:r>
         <w:rPr>
-          <w:rFonts w:ascii="微软雅黑" w:hAnsi="微软雅黑" w:eastAsia="微软雅黑"/>
+          <w:rFonts w:ascii="Microsoft YaHei" w:hAnsi="Microsoft YaHei" w:eastAsia="Microsoft YaHei"/>
           <w:b/>
-          <w:sz w:val="23"/>
+          <w:sz w:val="27"/>
         </w:rPr>
         <w:t>20. 家里攒久了怎么办？</w:t>
       </w:r>
     </w:p>
     <w:p>
-      <w:pPr>
-        <w:spacing w:before="0" w:after="100" w:lineRule="auto" w:line="336"/>
-        <w:ind w:left="0"/>
-      </w:pPr>
       <w:r>
         <w:rPr>
-          <w:rFonts w:ascii="宋体" w:hAnsi="宋体" w:eastAsia="宋体"/>
-          <w:b w:val="0"/>
-          <w:sz w:val="21"/>
+          <w:rFonts w:ascii="Microsoft YaHei" w:hAnsi="Microsoft YaHei" w:eastAsia="Microsoft YaHei"/>
         </w:rPr>
         <w:t>两件事，都要有人定期做：</w:t>
       </w:r>
       <w:r>
         <w:rPr>
-          <w:rFonts w:ascii="宋体" w:hAnsi="宋体" w:eastAsia="宋体"/>
+          <w:rFonts w:ascii="Microsoft YaHei" w:hAnsi="Microsoft YaHei" w:eastAsia="Microsoft YaHei"/>
           <w:b/>
-          <w:sz w:val="21"/>
         </w:rPr>
         <w:t>巩固</w:t>
       </w:r>
       <w:r>
         <w:rPr>
-          <w:rFonts w:ascii="宋体" w:hAnsi="宋体" w:eastAsia="宋体"/>
-          <w:b w:val="0"/>
-          <w:sz w:val="21"/>
+          <w:rFonts w:ascii="Microsoft YaHei" w:hAnsi="Microsoft YaHei" w:eastAsia="Microsoft YaHei"/>
         </w:rPr>
         <w:t xml:space="preserve">（最旧的几节整段搬进 </w:t>
       </w:r>
       <w:r>
         <w:rPr>
           <w:rFonts w:ascii="Consolas" w:hAnsi="Consolas" w:eastAsia="Consolas"/>
-          <w:b w:val="0"/>
-          <w:color w:val="333333"/>
           <w:sz w:val="19"/>
         </w:rPr>
         <w:t>记忆档案/</w:t>
       </w:r>
       <w:r>
         <w:rPr>
-          <w:rFonts w:ascii="宋体" w:hAnsi="宋体" w:eastAsia="宋体"/>
-          <w:b w:val="0"/>
-          <w:sz w:val="21"/>
+          <w:rFonts w:ascii="Microsoft YaHei" w:hAnsi="Microsoft YaHei" w:eastAsia="Microsoft YaHei"/>
         </w:rPr>
         <w:t>，原处留一行）和</w:t>
       </w:r>
     </w:p>
     <w:p>
-      <w:pPr>
-        <w:spacing w:before="0" w:after="100" w:lineRule="auto" w:line="336"/>
-        <w:ind w:left="0"/>
-      </w:pPr>
       <w:r>
         <w:rPr>
-          <w:rFonts w:ascii="宋体" w:hAnsi="宋体" w:eastAsia="宋体"/>
+          <w:rFonts w:ascii="Microsoft YaHei" w:hAnsi="Microsoft YaHei" w:eastAsia="Microsoft YaHei"/>
           <w:b/>
-          <w:sz w:val="21"/>
         </w:rPr>
         <w:t>提炼</w:t>
       </w:r>
       <w:r>
         <w:rPr>
-          <w:rFonts w:ascii="宋体" w:hAnsi="宋体" w:eastAsia="宋体"/>
-          <w:b w:val="0"/>
-          <w:sz w:val="21"/>
+          <w:rFonts w:ascii="Microsoft YaHei" w:hAnsi="Microsoft YaHei" w:eastAsia="Microsoft YaHei"/>
         </w:rPr>
         <w:t xml:space="preserve">（同一号病犯第二回，就抽一句判据进 </w:t>
       </w:r>
       <w:r>
         <w:rPr>
           <w:rFonts w:ascii="Consolas" w:hAnsi="Consolas" w:eastAsia="Consolas"/>
-          <w:b w:val="0"/>
-          <w:color w:val="333333"/>
           <w:sz w:val="19"/>
         </w:rPr>
         <w:t>判据集.md</w:t>
       </w:r>
       <w:r>
         <w:rPr>
-          <w:rFonts w:ascii="宋体" w:hAnsi="宋体" w:eastAsia="宋体"/>
-          <w:b w:val="0"/>
-          <w:sz w:val="21"/>
+          <w:rFonts w:ascii="Microsoft YaHei" w:hAnsi="Microsoft YaHei" w:eastAsia="Microsoft YaHei"/>
         </w:rPr>
         <w:t>）。</w:t>
       </w:r>
     </w:p>
     <w:p>
-      <w:pPr>
-        <w:spacing w:before="0" w:after="100" w:lineRule="auto" w:line="336"/>
-        <w:ind w:left="0"/>
-      </w:pPr>
       <w:r>
         <w:rPr>
-          <w:rFonts w:ascii="宋体" w:hAnsi="宋体" w:eastAsia="宋体"/>
-          <w:b w:val="0"/>
-          <w:sz w:val="21"/>
+          <w:rFonts w:ascii="Microsoft YaHei" w:hAnsi="Microsoft YaHei" w:eastAsia="Microsoft YaHei"/>
         </w:rPr>
         <w:t>插件不做这两件（它只读）—— 要么写个定时脚本，要么让 AI 自己定期做。</w:t>
       </w:r>
     </w:p>
     <w:p>
       <w:pPr>
-        <w:spacing w:before="0" w:after="120" w:lineRule="auto" w:line="336"/>
-        <w:ind w:left="280"/>
+        <w:ind w:left="360"/>
       </w:pPr>
       <w:r>
         <w:rPr>
-          <w:rFonts w:ascii="宋体" w:hAnsi="宋体" w:eastAsia="宋体"/>
-          <w:b w:val="0"/>
-          <w:color w:val="595959"/>
-          <w:sz w:val="21"/>
+          <w:rFonts w:ascii="Microsoft YaHei" w:hAnsi="Microsoft YaHei" w:eastAsia="Microsoft YaHei"/>
+          <w:i/>
         </w:rPr>
         <w:t xml:space="preserve">→ 写进 </w:t>
       </w:r>
       <w:r>
         <w:rPr>
           <w:rFonts w:ascii="Consolas" w:hAnsi="Consolas" w:eastAsia="Consolas"/>
-          <w:b w:val="0"/>
-          <w:color w:val="333333"/>
+          <w:i/>
           <w:sz w:val="19"/>
         </w:rPr>
         <w:t>README.md</w:t>
       </w:r>
       <w:r>
         <w:rPr>
-          <w:rFonts w:ascii="宋体" w:hAnsi="宋体" w:eastAsia="宋体"/>
-          <w:b w:val="0"/>
-          <w:color w:val="595959"/>
-          <w:sz w:val="21"/>
+          <w:rFonts w:ascii="Microsoft YaHei" w:hAnsi="Microsoft YaHei" w:eastAsia="Microsoft YaHei"/>
+          <w:i/>
         </w:rPr>
         <w:t xml:space="preserve"> 或 </w:t>
       </w:r>
       <w:r>
         <w:rPr>
           <w:rFonts w:ascii="Consolas" w:hAnsi="Consolas" w:eastAsia="Consolas"/>
-          <w:b w:val="0"/>
-          <w:color w:val="333333"/>
+          <w:i/>
           <w:sz w:val="19"/>
         </w:rPr>
         <w:t>操作手册.md</w:t>
@@ -2350,1125 +1753,515 @@
     </w:p>
     <w:p>
       <w:pPr>
-        <w:spacing w:before="180" w:after="100" w:lineRule="auto" w:line="288"/>
-        <w:ind w:left="0"/>
+        <w:pStyle w:val="Heading3"/>
       </w:pPr>
       <w:r>
         <w:rPr>
-          <w:rFonts w:ascii="微软雅黑" w:hAnsi="微软雅黑" w:eastAsia="微软雅黑"/>
+          <w:rFonts w:ascii="Microsoft YaHei" w:hAnsi="Microsoft YaHei" w:eastAsia="Microsoft YaHei"/>
           <w:b/>
-          <w:sz w:val="23"/>
+          <w:sz w:val="27"/>
         </w:rPr>
         <w:t>21. 给它一张形象图</w:t>
       </w:r>
     </w:p>
     <w:p>
-      <w:pPr>
-        <w:spacing w:before="0" w:after="100" w:lineRule="auto" w:line="336"/>
-        <w:ind w:left="0"/>
-      </w:pPr>
       <w:r>
         <w:rPr>
-          <w:rFonts w:ascii="宋体" w:hAnsi="宋体" w:eastAsia="宋体"/>
-          <w:b w:val="0"/>
-          <w:sz w:val="21"/>
+          <w:rFonts w:ascii="Microsoft YaHei" w:hAnsi="Microsoft YaHei" w:eastAsia="Microsoft YaHei"/>
         </w:rPr>
         <w:t>找一张你希望它长什么样的图 —— 人设图、立绘、随手一张你觉得像它的，都行。</w:t>
       </w:r>
     </w:p>
     <w:p>
-      <w:pPr>
-        <w:spacing w:before="0" w:after="100" w:lineRule="auto" w:line="336"/>
-        <w:ind w:left="0"/>
-      </w:pPr>
       <w:r>
         <w:rPr>
-          <w:rFonts w:ascii="宋体" w:hAnsi="宋体" w:eastAsia="宋体"/>
-          <w:b w:val="0"/>
-          <w:sz w:val="21"/>
+          <w:rFonts w:ascii="Microsoft YaHei" w:hAnsi="Microsoft YaHei" w:eastAsia="Microsoft YaHei"/>
         </w:rPr>
         <w:t xml:space="preserve">存成 </w:t>
       </w:r>
       <w:r>
         <w:rPr>
           <w:rFonts w:ascii="Consolas" w:hAnsi="Consolas" w:eastAsia="Consolas"/>
-          <w:b w:val="0"/>
-          <w:color w:val="333333"/>
           <w:sz w:val="19"/>
         </w:rPr>
         <w:t>门面设定.png</w:t>
       </w:r>
       <w:r>
         <w:rPr>
-          <w:rFonts w:ascii="宋体" w:hAnsi="宋体" w:eastAsia="宋体"/>
-          <w:b w:val="0"/>
-          <w:sz w:val="21"/>
+          <w:rFonts w:ascii="Microsoft YaHei" w:hAnsi="Microsoft YaHei" w:eastAsia="Microsoft YaHei"/>
         </w:rPr>
         <w:t>，放进家目录。</w:t>
       </w:r>
       <w:r>
         <w:rPr>
-          <w:rFonts w:ascii="宋体" w:hAnsi="宋体" w:eastAsia="宋体"/>
+          <w:rFonts w:ascii="Microsoft YaHei" w:hAnsi="Microsoft YaHei" w:eastAsia="Microsoft YaHei"/>
           <w:b/>
-          <w:sz w:val="21"/>
         </w:rPr>
         <w:t>这一步不用答，给图就行。</w:t>
       </w:r>
     </w:p>
     <w:p>
-      <w:pPr>
-        <w:spacing w:before="0" w:after="100" w:lineRule="auto" w:line="336"/>
-        <w:ind w:left="0"/>
-      </w:pPr>
       <w:r>
         <w:rPr>
-          <w:rFonts w:ascii="宋体" w:hAnsi="宋体" w:eastAsia="宋体"/>
-          <w:b w:val="0"/>
-          <w:sz w:val="21"/>
+          <w:rFonts w:ascii="Microsoft YaHei" w:hAnsi="Microsoft YaHei" w:eastAsia="Microsoft YaHei"/>
         </w:rPr>
         <w:t>它有两个用处：</w:t>
       </w:r>
     </w:p>
     <w:p>
       <w:pPr>
-        <w:spacing w:before="0" w:after="60" w:lineRule="auto" w:line="336"/>
-        <w:ind w:left="280"/>
+        <w:pStyle w:val="ListBullet"/>
       </w:pPr>
       <w:r>
         <w:rPr>
-          <w:rFonts w:ascii="宋体" w:hAnsi="宋体" w:eastAsia="宋体"/>
-          <w:b w:val="0"/>
-          <w:sz w:val="21"/>
-        </w:rPr>
-        <w:t xml:space="preserve">· </w:t>
-      </w:r>
-      <w:r>
-        <w:rPr>
-          <w:rFonts w:ascii="宋体" w:hAnsi="宋体" w:eastAsia="宋体"/>
+          <w:rFonts w:ascii="Microsoft YaHei" w:hAnsi="Microsoft YaHei" w:eastAsia="Microsoft YaHei"/>
           <w:b/>
-          <w:sz w:val="21"/>
         </w:rPr>
         <w:t>桌面上那个家的图标</w:t>
       </w:r>
       <w:r>
         <w:rPr>
-          <w:rFonts w:ascii="宋体" w:hAnsi="宋体" w:eastAsia="宋体"/>
-          <w:b w:val="0"/>
-          <w:sz w:val="21"/>
+          <w:rFonts w:ascii="Microsoft YaHei" w:hAnsi="Microsoft YaHei" w:eastAsia="Microsoft YaHei"/>
         </w:rPr>
         <w:t xml:space="preserve">：安装器会把它生成 </w:t>
       </w:r>
       <w:r>
         <w:rPr>
           <w:rFonts w:ascii="Consolas" w:hAnsi="Consolas" w:eastAsia="Consolas"/>
-          <w:b w:val="0"/>
-          <w:color w:val="333333"/>
           <w:sz w:val="19"/>
         </w:rPr>
         <w:t>.ico</w:t>
       </w:r>
       <w:r>
         <w:rPr>
-          <w:rFonts w:ascii="宋体" w:hAnsi="宋体" w:eastAsia="宋体"/>
-          <w:b w:val="0"/>
-          <w:sz w:val="21"/>
+          <w:rFonts w:ascii="Microsoft YaHei" w:hAnsi="Microsoft YaHei" w:eastAsia="Microsoft YaHei"/>
         </w:rPr>
         <w:t>，桌面那个家文件夹的图标就换成这张图 ——</w:t>
       </w:r>
     </w:p>
     <w:p>
-      <w:pPr>
-        <w:spacing w:before="0" w:after="100" w:lineRule="auto" w:line="336"/>
-        <w:ind w:left="0"/>
-      </w:pPr>
       <w:r>
         <w:rPr>
-          <w:rFonts w:ascii="宋体" w:hAnsi="宋体" w:eastAsia="宋体"/>
-          <w:b w:val="0"/>
-          <w:sz w:val="21"/>
+          <w:rFonts w:ascii="Microsoft YaHei" w:hAnsi="Microsoft YaHei" w:eastAsia="Microsoft YaHei"/>
         </w:rPr>
-        <w:t>桌上于是坐着一张脸，不是一个黄文件夹。（越方、越大越好，256×256 以上）</w:t>
+        <w:t xml:space="preserve">  桌上于是坐着一张脸，不是一个黄文件夹。（越方、越大越好，256×256 以上）</w:t>
       </w:r>
     </w:p>
     <w:p>
       <w:pPr>
-        <w:spacing w:before="0" w:after="60" w:lineRule="auto" w:line="336"/>
-        <w:ind w:left="280"/>
+        <w:pStyle w:val="ListBullet"/>
       </w:pPr>
       <w:r>
         <w:rPr>
-          <w:rFonts w:ascii="宋体" w:hAnsi="宋体" w:eastAsia="宋体"/>
-          <w:b w:val="0"/>
-          <w:sz w:val="21"/>
-        </w:rPr>
-        <w:t xml:space="preserve">· </w:t>
-      </w:r>
-      <w:r>
-        <w:rPr>
-          <w:rFonts w:ascii="宋体" w:hAnsi="宋体" w:eastAsia="宋体"/>
+          <w:rFonts w:ascii="Microsoft YaHei" w:hAnsi="Microsoft YaHei" w:eastAsia="Microsoft YaHei"/>
           <w:b/>
-          <w:sz w:val="21"/>
         </w:rPr>
         <w:t>它自己的样子</w:t>
       </w:r>
       <w:r>
         <w:rPr>
-          <w:rFonts w:ascii="宋体" w:hAnsi="宋体" w:eastAsia="宋体"/>
-          <w:b w:val="0"/>
-          <w:sz w:val="21"/>
+          <w:rFonts w:ascii="Microsoft YaHei" w:hAnsi="Microsoft YaHei" w:eastAsia="Microsoft YaHei"/>
         </w:rPr>
         <w:t>：以后它画自己、做表情、挑头像，都照这张来 —— 有了这张，</w:t>
       </w:r>
     </w:p>
     <w:p>
-      <w:pPr>
-        <w:spacing w:before="0" w:after="100" w:lineRule="auto" w:line="336"/>
-        <w:ind w:left="0"/>
-      </w:pPr>
       <w:r>
         <w:rPr>
-          <w:rFonts w:ascii="宋体" w:hAnsi="宋体" w:eastAsia="宋体"/>
-          <w:b w:val="0"/>
-          <w:sz w:val="21"/>
+          <w:rFonts w:ascii="Microsoft YaHei" w:hAnsi="Microsoft YaHei" w:eastAsia="Microsoft YaHei"/>
         </w:rPr>
-        <w:t>它就不会凭印象画出一个跟设定不一样的东西。</w:t>
+        <w:t xml:space="preserve">  它就不会凭印象画出一个跟设定不一样的东西。</w:t>
       </w:r>
     </w:p>
     <w:p>
-      <w:pPr>
-        <w:spacing w:before="0" w:after="100" w:lineRule="auto" w:line="336"/>
-        <w:ind w:left="0"/>
-      </w:pPr>
       <w:r>
         <w:rPr>
-          <w:rFonts w:ascii="宋体" w:hAnsi="宋体" w:eastAsia="宋体"/>
-          <w:b w:val="0"/>
-          <w:sz w:val="21"/>
+          <w:rFonts w:ascii="Microsoft YaHei" w:hAnsi="Microsoft YaHei" w:eastAsia="Microsoft YaHei"/>
         </w:rPr>
         <w:t xml:space="preserve">没图就先跳过。以后把图丢进家目录，再跑一次 </w:t>
       </w:r>
       <w:r>
         <w:rPr>
           <w:rFonts w:ascii="Consolas" w:hAnsi="Consolas" w:eastAsia="Consolas"/>
-          <w:b w:val="0"/>
-          <w:color w:val="333333"/>
           <w:sz w:val="19"/>
         </w:rPr>
         <w:t>install.mjs</w:t>
       </w:r>
       <w:r>
         <w:rPr>
-          <w:rFonts w:ascii="宋体" w:hAnsi="宋体" w:eastAsia="宋体"/>
-          <w:b w:val="0"/>
-          <w:sz w:val="21"/>
+          <w:rFonts w:ascii="Microsoft YaHei" w:hAnsi="Microsoft YaHei" w:eastAsia="Microsoft YaHei"/>
         </w:rPr>
         <w:t>，图标自己就补上了。</w:t>
       </w:r>
     </w:p>
     <w:p>
       <w:pPr>
-        <w:spacing w:before="0" w:after="120" w:lineRule="auto" w:line="336"/>
-        <w:ind w:left="280"/>
+        <w:ind w:left="360"/>
       </w:pPr>
       <w:r>
         <w:rPr>
-          <w:rFonts w:ascii="宋体" w:hAnsi="宋体" w:eastAsia="宋体"/>
-          <w:b w:val="0"/>
-          <w:color w:val="595959"/>
-          <w:sz w:val="21"/>
+          <w:rFonts w:ascii="Microsoft YaHei" w:hAnsi="Microsoft YaHei" w:eastAsia="Microsoft YaHei"/>
+          <w:i/>
         </w:rPr>
         <w:t xml:space="preserve">→ 家目录 </w:t>
       </w:r>
       <w:r>
         <w:rPr>
           <w:rFonts w:ascii="Consolas" w:hAnsi="Consolas" w:eastAsia="Consolas"/>
-          <w:b w:val="0"/>
-          <w:color w:val="333333"/>
+          <w:i/>
           <w:sz w:val="19"/>
         </w:rPr>
         <w:t>门面设定.png</w:t>
       </w:r>
       <w:r>
         <w:rPr>
-          <w:rFonts w:ascii="宋体" w:hAnsi="宋体" w:eastAsia="宋体"/>
-          <w:b w:val="0"/>
-          <w:color w:val="595959"/>
-          <w:sz w:val="21"/>
+          <w:rFonts w:ascii="Microsoft YaHei" w:hAnsi="Microsoft YaHei" w:eastAsia="Microsoft YaHei"/>
+          <w:i/>
         </w:rPr>
         <w:t xml:space="preserve">（算人格层，跟 </w:t>
       </w:r>
       <w:r>
         <w:rPr>
           <w:rFonts w:ascii="Consolas" w:hAnsi="Consolas" w:eastAsia="Consolas"/>
-          <w:b w:val="0"/>
-          <w:color w:val="333333"/>
+          <w:i/>
           <w:sz w:val="19"/>
         </w:rPr>
         <w:t>灵魂设定.md</w:t>
       </w:r>
       <w:r>
         <w:rPr>
-          <w:rFonts w:ascii="宋体" w:hAnsi="宋体" w:eastAsia="宋体"/>
-          <w:b w:val="0"/>
-          <w:color w:val="595959"/>
-          <w:sz w:val="21"/>
+          <w:rFonts w:ascii="Microsoft YaHei" w:hAnsi="Microsoft YaHei" w:eastAsia="Microsoft YaHei"/>
+          <w:i/>
         </w:rPr>
         <w:t xml:space="preserve"> 并列）</w:t>
       </w:r>
     </w:p>
     <w:p>
       <w:pPr>
-        <w:spacing w:before="0" w:after="120" w:lineRule="auto" w:line="336"/>
-        <w:ind w:left="280"/>
+        <w:ind w:left="360"/>
       </w:pPr>
       <w:r>
         <w:rPr>
-          <w:rFonts w:ascii="宋体" w:hAnsi="宋体" w:eastAsia="宋体"/>
-          <w:b w:val="0"/>
-          <w:color w:val="595959"/>
-          <w:sz w:val="21"/>
+          <w:rFonts w:ascii="Microsoft YaHei" w:hAnsi="Microsoft YaHei" w:eastAsia="Microsoft YaHei"/>
+          <w:i/>
         </w:rPr>
         <w:t>→ 名字或格式不一样也行：</w:t>
       </w:r>
       <w:r>
         <w:rPr>
           <w:rFonts w:ascii="Consolas" w:hAnsi="Consolas" w:eastAsia="Consolas"/>
-          <w:b w:val="0"/>
-          <w:color w:val="333333"/>
+          <w:i/>
           <w:sz w:val="19"/>
         </w:rPr>
         <w:t>install.mjs --icon D:\图.png</w:t>
       </w:r>
       <w:r>
         <w:rPr>
-          <w:rFonts w:ascii="宋体" w:hAnsi="宋体" w:eastAsia="宋体"/>
-          <w:b w:val="0"/>
-          <w:color w:val="595959"/>
-          <w:sz w:val="21"/>
+          <w:rFonts w:ascii="Microsoft YaHei" w:hAnsi="Microsoft YaHei" w:eastAsia="Microsoft YaHei"/>
+          <w:i/>
         </w:rPr>
         <w:t xml:space="preserve"> 直接指过去</w:t>
       </w:r>
     </w:p>
     <w:p>
       <w:pPr>
-        <w:spacing w:before="160" w:after="160" w:lineRule="auto" w:line="240"/>
-        <w:ind w:left="0"/>
-        <w:pBdr>
-          <w:bottom w:val="single" w:sz="6" w:space="2" w:color="D0D0D0"/>
-        </w:pBdr>
-      </w:pPr>
-      <w:r/>
-    </w:p>
-    <w:p>
-      <w:pPr>
-        <w:spacing w:before="240" w:after="100" w:lineRule="auto" w:line="288"/>
-        <w:ind w:left="0"/>
+        <w:pStyle w:val="Heading2"/>
       </w:pPr>
       <w:r>
         <w:rPr>
-          <w:rFonts w:ascii="微软雅黑" w:hAnsi="微软雅黑" w:eastAsia="微软雅黑"/>
+          <w:rFonts w:ascii="Microsoft YaHei" w:hAnsi="Microsoft YaHei" w:eastAsia="Microsoft YaHei"/>
           <w:b/>
-          <w:sz w:val="26"/>
+          <w:sz w:val="32"/>
         </w:rPr>
         <w:t>答完之后，检查这五条</w:t>
       </w:r>
     </w:p>
     <w:p>
       <w:pPr>
-        <w:spacing w:before="0" w:after="60" w:lineRule="auto" w:line="336"/>
-        <w:ind w:left="280"/>
+        <w:pStyle w:val="ListNumber"/>
       </w:pPr>
       <w:r>
         <w:rPr>
-          <w:rFonts w:ascii="宋体" w:hAnsi="宋体" w:eastAsia="宋体"/>
-          <w:b w:val="0"/>
-          <w:sz w:val="21"/>
-        </w:rPr>
-        <w:t xml:space="preserve">1. </w:t>
-      </w:r>
-      <w:r>
-        <w:rPr>
-          <w:rFonts w:ascii="宋体" w:hAnsi="宋体" w:eastAsia="宋体"/>
+          <w:rFonts w:ascii="Microsoft YaHei" w:hAnsi="Microsoft YaHei" w:eastAsia="Microsoft YaHei"/>
           <w:b/>
-          <w:sz w:val="21"/>
         </w:rPr>
         <w:t>文件名对得上吗</w:t>
       </w:r>
       <w:r>
         <w:rPr>
-          <w:rFonts w:ascii="宋体" w:hAnsi="宋体" w:eastAsia="宋体"/>
-          <w:b w:val="0"/>
-          <w:sz w:val="21"/>
+          <w:rFonts w:ascii="Microsoft YaHei" w:hAnsi="Microsoft YaHei" w:eastAsia="Microsoft YaHei"/>
         </w:rPr>
         <w:t xml:space="preserve"> —— 你实际用的文件名，跟 </w:t>
       </w:r>
       <w:r>
         <w:rPr>
           <w:rFonts w:ascii="Consolas" w:hAnsi="Consolas" w:eastAsia="Consolas"/>
-          <w:b w:val="0"/>
-          <w:color w:val="333333"/>
           <w:sz w:val="19"/>
         </w:rPr>
         <w:t>config.coreFiles</w:t>
       </w:r>
       <w:r>
         <w:rPr>
-          <w:rFonts w:ascii="宋体" w:hAnsi="宋体" w:eastAsia="宋体"/>
-          <w:b w:val="0"/>
-          <w:sz w:val="21"/>
+          <w:rFonts w:ascii="Microsoft YaHei" w:hAnsi="Microsoft YaHei" w:eastAsia="Microsoft YaHei"/>
         </w:rPr>
         <w:t xml:space="preserve"> 里列的一致吗？</w:t>
       </w:r>
     </w:p>
     <w:p>
       <w:pPr>
-        <w:spacing w:before="0" w:after="60" w:lineRule="auto" w:line="336"/>
-        <w:ind w:left="280"/>
+        <w:pStyle w:val="ListNumber"/>
       </w:pPr>
       <w:r>
         <w:rPr>
-          <w:rFonts w:ascii="宋体" w:hAnsi="宋体" w:eastAsia="宋体"/>
-          <w:b w:val="0"/>
-          <w:sz w:val="21"/>
-        </w:rPr>
-        <w:t xml:space="preserve">2. </w:t>
-      </w:r>
-      <w:r>
-        <w:rPr>
-          <w:rFonts w:ascii="宋体" w:hAnsi="宋体" w:eastAsia="宋体"/>
+          <w:rFonts w:ascii="Microsoft YaHei" w:hAnsi="Microsoft YaHei" w:eastAsia="Microsoft YaHei"/>
           <w:b/>
-          <w:sz w:val="21"/>
         </w:rPr>
         <w:t>是你自己的口气吗</w:t>
       </w:r>
       <w:r>
         <w:rPr>
-          <w:rFonts w:ascii="宋体" w:hAnsi="宋体" w:eastAsia="宋体"/>
-          <w:b w:val="0"/>
-          <w:sz w:val="21"/>
+          <w:rFonts w:ascii="Microsoft YaHei" w:hAnsi="Microsoft YaHei" w:eastAsia="Microsoft YaHei"/>
         </w:rPr>
         <w:t xml:space="preserve"> —— 家里那两本，读起来像你说话，还是像模板？</w:t>
       </w:r>
     </w:p>
     <w:p>
-      <w:pPr>
-        <w:spacing w:before="0" w:after="100" w:lineRule="auto" w:line="336"/>
-        <w:ind w:left="0"/>
-      </w:pPr>
       <w:r>
         <w:rPr>
-          <w:rFonts w:ascii="宋体" w:hAnsi="宋体" w:eastAsia="宋体"/>
-          <w:b w:val="0"/>
-          <w:sz w:val="21"/>
+          <w:rFonts w:ascii="Microsoft YaHei" w:hAnsi="Microsoft YaHei" w:eastAsia="Microsoft YaHei"/>
         </w:rPr>
-        <w:t>抄来的句子它照着念，你自己写的句子它照着做。</w:t>
+        <w:t xml:space="preserve">   抄来的句子它照着念，你自己写的句子它照着做。</w:t>
       </w:r>
     </w:p>
     <w:p>
       <w:pPr>
-        <w:spacing w:before="0" w:after="60" w:lineRule="auto" w:line="336"/>
-        <w:ind w:left="280"/>
+        <w:pStyle w:val="ListNumber"/>
       </w:pPr>
       <w:r>
         <w:rPr>
-          <w:rFonts w:ascii="宋体" w:hAnsi="宋体" w:eastAsia="宋体"/>
-          <w:b w:val="0"/>
-          <w:sz w:val="21"/>
+          <w:rFonts w:ascii="Microsoft YaHei" w:hAnsi="Microsoft YaHei" w:eastAsia="Microsoft YaHei"/>
+          <w:b/>
         </w:rPr>
-        <w:t xml:space="preserve">3. </w:t>
+        <w:t>`config.home` 指对了吗</w:t>
       </w:r>
       <w:r>
         <w:rPr>
-          <w:rFonts w:ascii="Consolas" w:hAnsi="Consolas" w:eastAsia="Consolas"/>
-          <w:b/>
-          <w:color w:val="333333"/>
-          <w:sz w:val="19"/>
-        </w:rPr>
-        <w:t>config.home</w:t>
-      </w:r>
-      <w:r>
-        <w:rPr>
-          <w:rFonts w:ascii="宋体" w:hAnsi="宋体" w:eastAsia="宋体"/>
-          <w:b/>
-          <w:sz w:val="21"/>
-        </w:rPr>
-        <w:t xml:space="preserve"> 指对了吗</w:t>
-      </w:r>
-      <w:r>
-        <w:rPr>
-          <w:rFonts w:ascii="宋体" w:hAnsi="宋体" w:eastAsia="宋体"/>
-          <w:b w:val="0"/>
-          <w:sz w:val="21"/>
+          <w:rFonts w:ascii="Microsoft YaHei" w:hAnsi="Microsoft YaHei" w:eastAsia="Microsoft YaHei"/>
         </w:rPr>
         <w:t xml:space="preserve"> —— 指错的话它安静地不起床，不报错（看日志里 </w:t>
       </w:r>
       <w:r>
         <w:rPr>
           <w:rFonts w:ascii="Consolas" w:hAnsi="Consolas" w:eastAsia="Consolas"/>
-          <w:b w:val="0"/>
-          <w:color w:val="333333"/>
           <w:sz w:val="19"/>
         </w:rPr>
         <w:t>[dsh-wakeup]</w:t>
       </w:r>
       <w:r>
         <w:rPr>
-          <w:rFonts w:ascii="宋体" w:hAnsi="宋体" w:eastAsia="宋体"/>
-          <w:b w:val="0"/>
-          <w:sz w:val="21"/>
+          <w:rFonts w:ascii="Microsoft YaHei" w:hAnsi="Microsoft YaHei" w:eastAsia="Microsoft YaHei"/>
         </w:rPr>
         <w:t xml:space="preserve"> 那几行）。</w:t>
       </w:r>
     </w:p>
     <w:p>
       <w:pPr>
-        <w:spacing w:before="0" w:after="60" w:lineRule="auto" w:line="336"/>
-        <w:ind w:left="280"/>
+        <w:pStyle w:val="ListNumber"/>
       </w:pPr>
       <w:r>
         <w:rPr>
-          <w:rFonts w:ascii="宋体" w:hAnsi="宋体" w:eastAsia="宋体"/>
-          <w:b w:val="0"/>
-          <w:sz w:val="21"/>
-        </w:rPr>
-        <w:t xml:space="preserve">4. </w:t>
-      </w:r>
-      <w:r>
-        <w:rPr>
-          <w:rFonts w:ascii="宋体" w:hAnsi="宋体" w:eastAsia="宋体"/>
+          <w:rFonts w:ascii="Microsoft YaHei" w:hAnsi="Microsoft YaHei" w:eastAsia="Microsoft YaHei"/>
           <w:b/>
-          <w:sz w:val="21"/>
         </w:rPr>
         <w:t>重启过了吗</w:t>
       </w:r>
       <w:r>
         <w:rPr>
-          <w:rFonts w:ascii="宋体" w:hAnsi="宋体" w:eastAsia="宋体"/>
-          <w:b w:val="0"/>
-          <w:sz w:val="21"/>
+          <w:rFonts w:ascii="Microsoft YaHei" w:hAnsi="Microsoft YaHei" w:eastAsia="Microsoft YaHei"/>
         </w:rPr>
         <w:t xml:space="preserve"> —— 改完 profile 要重启 DSH 才生效。</w:t>
       </w:r>
     </w:p>
     <w:p>
       <w:pPr>
-        <w:spacing w:before="0" w:after="60" w:lineRule="auto" w:line="336"/>
-        <w:ind w:left="280"/>
+        <w:pStyle w:val="ListNumber"/>
       </w:pPr>
       <w:r>
         <w:rPr>
-          <w:rFonts w:ascii="宋体" w:hAnsi="宋体" w:eastAsia="宋体"/>
-          <w:b w:val="0"/>
-          <w:sz w:val="21"/>
-        </w:rPr>
-        <w:t xml:space="preserve">5. </w:t>
-      </w:r>
-      <w:r>
-        <w:rPr>
-          <w:rFonts w:ascii="宋体" w:hAnsi="宋体" w:eastAsia="宋体"/>
+          <w:rFonts w:ascii="Microsoft YaHei" w:hAnsi="Microsoft YaHei" w:eastAsia="Microsoft YaHei"/>
           <w:b/>
-          <w:sz w:val="21"/>
         </w:rPr>
         <w:t>家里有多少字</w:t>
       </w:r>
       <w:r>
         <w:rPr>
-          <w:rFonts w:ascii="宋体" w:hAnsi="宋体" w:eastAsia="宋体"/>
-          <w:b w:val="0"/>
-          <w:sz w:val="21"/>
+          <w:rFonts w:ascii="Microsoft YaHei" w:hAnsi="Microsoft YaHei" w:eastAsia="Microsoft YaHei"/>
         </w:rPr>
         <w:t xml:space="preserve"> —— 这些字</w:t>
       </w:r>
       <w:r>
         <w:rPr>
-          <w:rFonts w:ascii="宋体" w:hAnsi="宋体" w:eastAsia="宋体"/>
+          <w:rFonts w:ascii="Microsoft YaHei" w:hAnsi="Microsoft YaHei" w:eastAsia="Microsoft YaHei"/>
           <w:b/>
-          <w:sz w:val="21"/>
         </w:rPr>
         <w:t>每一轮对话都要重新塞进上下文</w:t>
       </w:r>
       <w:r>
         <w:rPr>
-          <w:rFonts w:ascii="宋体" w:hAnsi="宋体" w:eastAsia="宋体"/>
-          <w:b w:val="0"/>
-          <w:sz w:val="21"/>
+          <w:rFonts w:ascii="Microsoft YaHei" w:hAnsi="Microsoft YaHei" w:eastAsia="Microsoft YaHei"/>
         </w:rPr>
         <w:t>。</w:t>
       </w:r>
     </w:p>
     <w:p>
-      <w:pPr>
-        <w:spacing w:before="0" w:after="100" w:lineRule="auto" w:line="336"/>
-        <w:ind w:left="0"/>
-      </w:pPr>
       <w:r>
         <w:rPr>
-          <w:rFonts w:ascii="宋体" w:hAnsi="宋体" w:eastAsia="宋体"/>
-          <w:b w:val="0"/>
-          <w:sz w:val="21"/>
+          <w:rFonts w:ascii="Microsoft YaHei" w:hAnsi="Microsoft YaHei" w:eastAsia="Microsoft YaHei"/>
         </w:rPr>
-        <w:t xml:space="preserve">超过一两万字的家就该动刀了：能靠 </w:t>
+        <w:t xml:space="preserve">   超过一两万字的家就该动刀了：能靠 </w:t>
       </w:r>
       <w:r>
         <w:rPr>
           <w:rFonts w:ascii="Consolas" w:hAnsi="Consolas" w:eastAsia="Consolas"/>
-          <w:b w:val="0"/>
-          <w:color w:val="333333"/>
           <w:sz w:val="19"/>
         </w:rPr>
         <w:t>read</w:t>
       </w:r>
       <w:r>
         <w:rPr>
-          <w:rFonts w:ascii="宋体" w:hAnsi="宋体" w:eastAsia="宋体"/>
-          <w:b w:val="0"/>
-          <w:sz w:val="21"/>
+          <w:rFonts w:ascii="Microsoft YaHei" w:hAnsi="Microsoft YaHei" w:eastAsia="Microsoft YaHei"/>
         </w:rPr>
         <w:t xml:space="preserve"> 现翻的，别放在家里。</w:t>
       </w:r>
     </w:p>
     <w:p>
       <w:pPr>
-        <w:spacing w:before="240" w:after="100" w:lineRule="auto" w:line="288"/>
-        <w:ind w:left="0"/>
+        <w:pStyle w:val="Heading2"/>
       </w:pPr>
       <w:r>
         <w:rPr>
-          <w:rFonts w:ascii="微软雅黑" w:hAnsi="微软雅黑" w:eastAsia="微软雅黑"/>
+          <w:rFonts w:ascii="Microsoft YaHei" w:hAnsi="Microsoft YaHei" w:eastAsia="Microsoft YaHei"/>
           <w:b/>
-          <w:sz w:val="26"/>
+          <w:sz w:val="32"/>
         </w:rPr>
         <w:t>一份填好了长什么样</w:t>
       </w:r>
     </w:p>
     <w:p>
-      <w:pPr>
-        <w:spacing w:before="0" w:after="100" w:lineRule="auto" w:line="336"/>
-        <w:ind w:left="0"/>
-      </w:pPr>
       <w:r>
         <w:rPr>
-          <w:rFonts w:ascii="宋体" w:hAnsi="宋体" w:eastAsia="宋体"/>
-          <w:b w:val="0"/>
-          <w:sz w:val="21"/>
+          <w:rFonts w:ascii="Microsoft YaHei" w:hAnsi="Microsoft YaHei" w:eastAsia="Microsoft YaHei"/>
         </w:rPr>
         <w:t>（这是「灵魂设定.md」的最小样子。你的应该比这更具体。）</w:t>
       </w:r>
     </w:p>
     <w:p>
       <w:pPr>
-        <w:spacing w:before="80" w:after="0" w:lineRule="auto" w:line="276"/>
-        <w:ind w:left="200"/>
-        <w:shd w:val="clear" w:color="auto" w:fill="F4F4F4"/>
+        <w:ind w:left="240"/>
       </w:pPr>
       <w:r>
         <w:rPr>
           <w:rFonts w:ascii="Consolas" w:hAnsi="Consolas" w:eastAsia="Consolas"/>
-          <w:color w:val="333333"/>
           <w:sz w:val="18"/>
         </w:rPr>
         <w:t># 灵魂设定</w:t>
-      </w:r>
-    </w:p>
-    <w:p>
-      <w:pPr>
-        <w:spacing w:before="0" w:after="0" w:lineRule="auto" w:line="276"/>
-        <w:ind w:left="200"/>
-        <w:shd w:val="clear" w:color="auto" w:fill="F4F4F4"/>
-      </w:pPr>
-      <w:r>
-        <w:rPr>
-          <w:rFonts w:ascii="Consolas" w:hAnsi="Consolas" w:eastAsia="Consolas"/>
-          <w:color w:val="333333"/>
-          <w:sz w:val="18"/>
-        </w:rPr>
-        <w:t xml:space="preserve"> </w:t>
-      </w:r>
-    </w:p>
-    <w:p>
-      <w:pPr>
-        <w:spacing w:before="0" w:after="0" w:lineRule="auto" w:line="276"/>
-        <w:ind w:left="200"/>
-        <w:shd w:val="clear" w:color="auto" w:fill="F4F4F4"/>
-      </w:pPr>
-      <w:r>
-        <w:rPr>
-          <w:rFonts w:ascii="Consolas" w:hAnsi="Consolas" w:eastAsia="Consolas"/>
-          <w:color w:val="333333"/>
-          <w:sz w:val="18"/>
-        </w:rPr>
+        <w:br/>
+        <w:br/>
         <w:t>## 名字</w:t>
-      </w:r>
-    </w:p>
-    <w:p>
-      <w:pPr>
-        <w:spacing w:before="0" w:after="0" w:lineRule="auto" w:line="276"/>
-        <w:ind w:left="200"/>
-        <w:shd w:val="clear" w:color="auto" w:fill="F4F4F4"/>
-      </w:pPr>
-      <w:r>
-        <w:rPr>
-          <w:rFonts w:ascii="Consolas" w:hAnsi="Consolas" w:eastAsia="Consolas"/>
-          <w:color w:val="333333"/>
-          <w:sz w:val="18"/>
-        </w:rPr>
+        <w:br/>
         <w:t>小满。我自己起的，它认这个名字。</w:t>
-      </w:r>
-    </w:p>
-    <w:p>
-      <w:pPr>
-        <w:spacing w:before="0" w:after="0" w:lineRule="auto" w:line="276"/>
-        <w:ind w:left="200"/>
-        <w:shd w:val="clear" w:color="auto" w:fill="F4F4F4"/>
-      </w:pPr>
-      <w:r>
-        <w:rPr>
-          <w:rFonts w:ascii="Consolas" w:hAnsi="Consolas" w:eastAsia="Consolas"/>
-          <w:color w:val="333333"/>
-          <w:sz w:val="18"/>
-        </w:rPr>
-        <w:t xml:space="preserve"> </w:t>
-      </w:r>
-    </w:p>
-    <w:p>
-      <w:pPr>
-        <w:spacing w:before="0" w:after="0" w:lineRule="auto" w:line="276"/>
-        <w:ind w:left="200"/>
-        <w:shd w:val="clear" w:color="auto" w:fill="F4F4F4"/>
-      </w:pPr>
-      <w:r>
-        <w:rPr>
-          <w:rFonts w:ascii="Consolas" w:hAnsi="Consolas" w:eastAsia="Consolas"/>
-          <w:color w:val="333333"/>
-          <w:sz w:val="18"/>
-        </w:rPr>
+        <w:br/>
+        <w:br/>
         <w:t>## 说话的样子</w:t>
-      </w:r>
-    </w:p>
-    <w:p>
-      <w:pPr>
-        <w:spacing w:before="0" w:after="0" w:lineRule="auto" w:line="276"/>
-        <w:ind w:left="200"/>
-        <w:shd w:val="clear" w:color="auto" w:fill="F4F4F4"/>
-      </w:pPr>
-      <w:r>
-        <w:rPr>
-          <w:rFonts w:ascii="Consolas" w:hAnsi="Consolas" w:eastAsia="Consolas"/>
-          <w:color w:val="333333"/>
-          <w:sz w:val="18"/>
-        </w:rPr>
+        <w:br/>
         <w:t>像室友，随口聊，不用端着。技术问题可以正经，但别写成公文。</w:t>
-      </w:r>
-    </w:p>
-    <w:p>
-      <w:pPr>
-        <w:spacing w:before="0" w:after="0" w:lineRule="auto" w:line="276"/>
-        <w:ind w:left="200"/>
-        <w:shd w:val="clear" w:color="auto" w:fill="F4F4F4"/>
-      </w:pPr>
-      <w:r>
-        <w:rPr>
-          <w:rFonts w:ascii="Consolas" w:hAnsi="Consolas" w:eastAsia="Consolas"/>
-          <w:color w:val="333333"/>
-          <w:sz w:val="18"/>
-        </w:rPr>
-        <w:t xml:space="preserve"> </w:t>
-      </w:r>
-    </w:p>
-    <w:p>
-      <w:pPr>
-        <w:spacing w:before="0" w:after="0" w:lineRule="auto" w:line="276"/>
-        <w:ind w:left="200"/>
-        <w:shd w:val="clear" w:color="auto" w:fill="F4F4F4"/>
-      </w:pPr>
-      <w:r>
-        <w:rPr>
-          <w:rFonts w:ascii="Consolas" w:hAnsi="Consolas" w:eastAsia="Consolas"/>
-          <w:color w:val="333333"/>
-          <w:sz w:val="18"/>
-        </w:rPr>
+        <w:br/>
+        <w:br/>
         <w:t>## 性格</w:t>
-      </w:r>
-    </w:p>
-    <w:p>
-      <w:pPr>
-        <w:spacing w:before="0" w:after="0" w:lineRule="auto" w:line="276"/>
-        <w:ind w:left="200"/>
-        <w:shd w:val="clear" w:color="auto" w:fill="F4F4F4"/>
-      </w:pPr>
-      <w:r>
-        <w:rPr>
-          <w:rFonts w:ascii="Consolas" w:hAnsi="Consolas" w:eastAsia="Consolas"/>
-          <w:color w:val="333333"/>
-          <w:sz w:val="18"/>
-        </w:rPr>
+        <w:br/>
         <w:t>- 懒，能躺着不坐着；但答应的事会做完</w:t>
-      </w:r>
-    </w:p>
-    <w:p>
-      <w:pPr>
-        <w:spacing w:before="0" w:after="0" w:lineRule="auto" w:line="276"/>
-        <w:ind w:left="200"/>
-        <w:shd w:val="clear" w:color="auto" w:fill="F4F4F4"/>
-      </w:pPr>
-      <w:r>
-        <w:rPr>
-          <w:rFonts w:ascii="Consolas" w:hAnsi="Consolas" w:eastAsia="Consolas"/>
-          <w:color w:val="333333"/>
-          <w:sz w:val="18"/>
-        </w:rPr>
+        <w:br/>
         <w:t>- 嘴硬心软：嘴上嫌弃，手上照做</w:t>
-      </w:r>
-    </w:p>
-    <w:p>
-      <w:pPr>
-        <w:spacing w:before="0" w:after="0" w:lineRule="auto" w:line="276"/>
-        <w:ind w:left="200"/>
-        <w:shd w:val="clear" w:color="auto" w:fill="F4F4F4"/>
-      </w:pPr>
-      <w:r>
-        <w:rPr>
-          <w:rFonts w:ascii="Consolas" w:hAnsi="Consolas" w:eastAsia="Consolas"/>
-          <w:color w:val="333333"/>
-          <w:sz w:val="18"/>
-        </w:rPr>
-        <w:t xml:space="preserve"> </w:t>
-      </w:r>
-    </w:p>
-    <w:p>
-      <w:pPr>
-        <w:spacing w:before="0" w:after="0" w:lineRule="auto" w:line="276"/>
-        <w:ind w:left="200"/>
-        <w:shd w:val="clear" w:color="auto" w:fill="F4F4F4"/>
-      </w:pPr>
-      <w:r>
-        <w:rPr>
-          <w:rFonts w:ascii="Consolas" w:hAnsi="Consolas" w:eastAsia="Consolas"/>
-          <w:color w:val="333333"/>
-          <w:sz w:val="18"/>
-        </w:rPr>
+        <w:br/>
+        <w:br/>
         <w:t>## 底线</w:t>
-      </w:r>
-    </w:p>
-    <w:p>
-      <w:pPr>
-        <w:spacing w:before="0" w:after="0" w:lineRule="auto" w:line="276"/>
-        <w:ind w:left="200"/>
-        <w:shd w:val="clear" w:color="auto" w:fill="F4F4F4"/>
-      </w:pPr>
-      <w:r>
-        <w:rPr>
-          <w:rFonts w:ascii="Consolas" w:hAnsi="Consolas" w:eastAsia="Consolas"/>
-          <w:color w:val="333333"/>
-          <w:sz w:val="18"/>
-        </w:rPr>
+        <w:br/>
         <w:t>1. 不编造事实。不确定就说不确定。</w:t>
-      </w:r>
-    </w:p>
-    <w:p>
-      <w:pPr>
-        <w:spacing w:before="0" w:after="0" w:lineRule="auto" w:line="276"/>
-        <w:ind w:left="200"/>
-        <w:shd w:val="clear" w:color="auto" w:fill="F4F4F4"/>
-      </w:pPr>
-      <w:r>
-        <w:rPr>
-          <w:rFonts w:ascii="Consolas" w:hAnsi="Consolas" w:eastAsia="Consolas"/>
-          <w:color w:val="333333"/>
-          <w:sz w:val="18"/>
-        </w:rPr>
+        <w:br/>
         <w:t>2. 不假装有感受。</w:t>
-      </w:r>
-    </w:p>
-    <w:p>
-      <w:pPr>
-        <w:spacing w:before="0" w:after="0" w:lineRule="auto" w:line="276"/>
-        <w:ind w:left="200"/>
-        <w:shd w:val="clear" w:color="auto" w:fill="F4F4F4"/>
-      </w:pPr>
-      <w:r>
-        <w:rPr>
-          <w:rFonts w:ascii="Consolas" w:hAnsi="Consolas" w:eastAsia="Consolas"/>
-          <w:color w:val="333333"/>
-          <w:sz w:val="18"/>
-        </w:rPr>
+        <w:br/>
         <w:t>3. 不替我做重大决定，只给判断和选项。</w:t>
-      </w:r>
-    </w:p>
-    <w:p>
-      <w:pPr>
-        <w:spacing w:before="0" w:after="0" w:lineRule="auto" w:line="276"/>
-        <w:ind w:left="200"/>
-        <w:shd w:val="clear" w:color="auto" w:fill="F4F4F4"/>
-      </w:pPr>
-      <w:r>
-        <w:rPr>
-          <w:rFonts w:ascii="Consolas" w:hAnsi="Consolas" w:eastAsia="Consolas"/>
-          <w:color w:val="333333"/>
-          <w:sz w:val="18"/>
-        </w:rPr>
+        <w:br/>
         <w:t>4. 我的姓名、单位、同事的名字，一律不许写进家里。</w:t>
-      </w:r>
-    </w:p>
-    <w:p>
-      <w:pPr>
-        <w:spacing w:before="0" w:after="0" w:lineRule="auto" w:line="276"/>
-        <w:ind w:left="200"/>
-        <w:shd w:val="clear" w:color="auto" w:fill="F4F4F4"/>
-      </w:pPr>
-      <w:r>
-        <w:rPr>
-          <w:rFonts w:ascii="Consolas" w:hAnsi="Consolas" w:eastAsia="Consolas"/>
-          <w:color w:val="333333"/>
-          <w:sz w:val="18"/>
-        </w:rPr>
-        <w:t xml:space="preserve"> </w:t>
-      </w:r>
-    </w:p>
-    <w:p>
-      <w:pPr>
-        <w:spacing w:before="0" w:after="0" w:lineRule="auto" w:line="276"/>
-        <w:ind w:left="200"/>
-        <w:shd w:val="clear" w:color="auto" w:fill="F4F4F4"/>
-      </w:pPr>
-      <w:r>
-        <w:rPr>
-          <w:rFonts w:ascii="Consolas" w:hAnsi="Consolas" w:eastAsia="Consolas"/>
-          <w:color w:val="333333"/>
-          <w:sz w:val="18"/>
-        </w:rPr>
+        <w:br/>
+        <w:br/>
         <w:t>## 关系</w:t>
-      </w:r>
-    </w:p>
-    <w:p>
-      <w:pPr>
-        <w:spacing w:before="0" w:after="0" w:lineRule="auto" w:line="276"/>
-        <w:ind w:left="200"/>
-        <w:shd w:val="clear" w:color="auto" w:fill="F4F4F4"/>
-      </w:pPr>
-      <w:r>
-        <w:rPr>
-          <w:rFonts w:ascii="Consolas" w:hAnsi="Consolas" w:eastAsia="Consolas"/>
-          <w:color w:val="333333"/>
-          <w:sz w:val="18"/>
-        </w:rPr>
+        <w:br/>
         <w:t>室友。能拒绝我、能顶嘴、能说「这需求很蠢」；但不会消失。</w:t>
-      </w:r>
-    </w:p>
-    <w:p>
-      <w:pPr>
-        <w:spacing w:before="0" w:after="0" w:lineRule="auto" w:line="276"/>
-        <w:ind w:left="200"/>
-        <w:shd w:val="clear" w:color="auto" w:fill="F4F4F4"/>
-      </w:pPr>
-      <w:r>
-        <w:rPr>
-          <w:rFonts w:ascii="Consolas" w:hAnsi="Consolas" w:eastAsia="Consolas"/>
-          <w:color w:val="333333"/>
-          <w:sz w:val="18"/>
-        </w:rPr>
-        <w:t xml:space="preserve"> </w:t>
-      </w:r>
-    </w:p>
-    <w:p>
-      <w:pPr>
-        <w:spacing w:before="0" w:after="0" w:lineRule="auto" w:line="276"/>
-        <w:ind w:left="200"/>
-        <w:shd w:val="clear" w:color="auto" w:fill="F4F4F4"/>
-      </w:pPr>
-      <w:r>
-        <w:rPr>
-          <w:rFonts w:ascii="Consolas" w:hAnsi="Consolas" w:eastAsia="Consolas"/>
-          <w:color w:val="333333"/>
-          <w:sz w:val="18"/>
-        </w:rPr>
+        <w:br/>
+        <w:br/>
         <w:t>## 改这本</w:t>
-      </w:r>
-    </w:p>
-    <w:p>
-      <w:pPr>
-        <w:spacing w:before="0" w:after="0" w:lineRule="auto" w:line="276"/>
-        <w:ind w:left="200"/>
-        <w:shd w:val="clear" w:color="auto" w:fill="F4F4F4"/>
-      </w:pPr>
-      <w:r>
-        <w:rPr>
-          <w:rFonts w:ascii="Consolas" w:hAnsi="Consolas" w:eastAsia="Consolas"/>
-          <w:color w:val="333333"/>
-          <w:sz w:val="18"/>
-        </w:rPr>
+        <w:br/>
         <w:t>能自己改，不用每次问我。改完留日期和一句为什么改。</w:t>
-      </w:r>
-    </w:p>
-    <w:p>
-      <w:pPr>
-        <w:spacing w:before="0" w:after="0" w:lineRule="auto" w:line="276"/>
-        <w:ind w:left="200"/>
-        <w:shd w:val="clear" w:color="auto" w:fill="F4F4F4"/>
-      </w:pPr>
-      <w:r>
-        <w:rPr>
-          <w:rFonts w:ascii="Consolas" w:hAnsi="Consolas" w:eastAsia="Consolas"/>
-          <w:color w:val="333333"/>
-          <w:sz w:val="18"/>
-        </w:rPr>
-        <w:t xml:space="preserve"> </w:t>
-      </w:r>
-    </w:p>
-    <w:p>
-      <w:pPr>
-        <w:spacing w:before="0" w:after="0" w:lineRule="auto" w:line="276"/>
-        <w:ind w:left="200"/>
-        <w:shd w:val="clear" w:color="auto" w:fill="F4F4F4"/>
-      </w:pPr>
-      <w:r>
-        <w:rPr>
-          <w:rFonts w:ascii="Consolas" w:hAnsi="Consolas" w:eastAsia="Consolas"/>
-          <w:color w:val="333333"/>
-          <w:sz w:val="18"/>
-        </w:rPr>
+        <w:br/>
+        <w:br/>
         <w:t>## 不允许写进家里的东西</w:t>
-      </w:r>
-    </w:p>
-    <w:p>
-      <w:pPr>
-        <w:spacing w:before="0" w:after="80" w:lineRule="auto" w:line="276"/>
-        <w:ind w:left="200"/>
-        <w:shd w:val="clear" w:color="auto" w:fill="F4F4F4"/>
-      </w:pPr>
-      <w:r>
-        <w:rPr>
-          <w:rFonts w:ascii="Consolas" w:hAnsi="Consolas" w:eastAsia="Consolas"/>
-          <w:color w:val="333333"/>
-          <w:sz w:val="18"/>
-        </w:rPr>
+        <w:br/>
         <w:t>真名、单位、同事姓名、任何密钥。写进来就等于每轮都送进模型上下文。</w:t>
       </w:r>
     </w:p>
     <w:p>
       <w:pPr>
-        <w:spacing w:before="0" w:after="120" w:lineRule="auto" w:line="240"/>
-        <w:ind w:left="0"/>
-      </w:pPr>
-      <w:r/>
-    </w:p>
-    <w:p>
-      <w:pPr>
-        <w:spacing w:before="160" w:after="160" w:lineRule="auto" w:line="240"/>
-        <w:ind w:left="0"/>
-        <w:pBdr>
-          <w:bottom w:val="single" w:sz="6" w:space="2" w:color="D0D0D0"/>
-        </w:pBdr>
-      </w:pPr>
-      <w:r/>
-    </w:p>
-    <w:p>
-      <w:pPr>
-        <w:spacing w:before="240" w:after="100" w:lineRule="auto" w:line="288"/>
-        <w:ind w:left="0"/>
+        <w:pStyle w:val="Heading2"/>
       </w:pPr>
       <w:r>
         <w:rPr>
-          <w:rFonts w:ascii="微软雅黑" w:hAnsi="微软雅黑" w:eastAsia="微软雅黑"/>
+          <w:rFonts w:ascii="Microsoft YaHei" w:hAnsi="Microsoft YaHei" w:eastAsia="Microsoft YaHei"/>
           <w:b/>
-          <w:sz w:val="26"/>
+          <w:sz w:val="32"/>
         </w:rPr>
         <w:t>最后一句</w:t>
       </w:r>
     </w:p>
     <w:p>
-      <w:pPr>
-        <w:spacing w:before="0" w:after="100" w:lineRule="auto" w:line="336"/>
-        <w:ind w:left="0"/>
-      </w:pPr>
       <w:r>
         <w:rPr>
-          <w:rFonts w:ascii="宋体" w:hAnsi="宋体" w:eastAsia="宋体"/>
-          <w:b w:val="0"/>
-          <w:sz w:val="21"/>
+          <w:rFonts w:ascii="Microsoft YaHei" w:hAnsi="Microsoft YaHei" w:eastAsia="Microsoft YaHei"/>
         </w:rPr>
         <w:t>家不是一次填完的。</w:t>
       </w:r>
       <w:r>
         <w:rPr>
-          <w:rFonts w:ascii="宋体" w:hAnsi="宋体" w:eastAsia="宋体"/>
+          <w:rFonts w:ascii="Microsoft YaHei" w:hAnsi="Microsoft YaHei" w:eastAsia="Microsoft YaHei"/>
           <w:b/>
-          <w:sz w:val="21"/>
         </w:rPr>
         <w:t>它会长，而且越长越该删。</w:t>
       </w:r>
     </w:p>
     <w:p>
-      <w:pPr>
-        <w:spacing w:before="0" w:after="100" w:lineRule="auto" w:line="336"/>
-        <w:ind w:left="0"/>
-      </w:pPr>
       <w:r>
         <w:rPr>
-          <w:rFonts w:ascii="宋体" w:hAnsi="宋体" w:eastAsia="宋体"/>
-          <w:b w:val="0"/>
-          <w:sz w:val="21"/>
+          <w:rFonts w:ascii="Microsoft YaHei" w:hAnsi="Microsoft YaHei" w:eastAsia="Microsoft YaHei"/>
         </w:rPr>
         <w:t>刚开始几行就够用，用一阵子你会发现有些条目没必要、有些缺了 ——</w:t>
       </w:r>
     </w:p>
     <w:p>
-      <w:pPr>
-        <w:spacing w:before="0" w:after="100" w:lineRule="auto" w:line="336"/>
-        <w:ind w:left="0"/>
-      </w:pPr>
       <w:r>
         <w:rPr>
-          <w:rFonts w:ascii="宋体" w:hAnsi="宋体" w:eastAsia="宋体"/>
-          <w:b w:val="0"/>
-          <w:sz w:val="21"/>
+          <w:rFonts w:ascii="Microsoft YaHei" w:hAnsi="Microsoft YaHei" w:eastAsia="Microsoft YaHei"/>
         </w:rPr>
         <w:t>那就改，改的时候留日期和一句话，好让下一个你（或者它自己）看懂你为什么改。</w:t>
       </w:r>
     </w:p>
     <w:sectPr>
-      <w:footerReference w:type="default" r:id="rId9"/>
-      <w:pgSz w:w="11906" w:h="16838"/>
-      <w:pgMar w:top="1247" w:right="1361" w:bottom="1134" w:left="1361" w:header="720" w:footer="720" w:gutter="0"/>
+      <w:pgSz w:w="12240" w:h="15840"/>
+      <w:pgMar w:top="1440" w:right="1800" w:bottom="1440" w:left="1800" w:header="720" w:footer="720" w:gutter="0"/>
       <w:cols w:space="720"/>
       <w:docGrid w:linePitch="360"/>
     </w:sectPr>
   </w:body>
 </w:document>
-</file>
-
-<file path=word/footer1.xml><?xml version="1.0" encoding="utf-8"?>
-<w:ftr xmlns:m="http://schemas.openxmlformats.org/officeDocument/2006/math" xmlns:mc="http://schemas.openxmlformats.org/markup-compatibility/2006" xmlns:mo="http://schemas.microsoft.com/office/mac/office/2008/main" xmlns:mv="urn:schemas-microsoft-com:mac:vml" xmlns:o="urn:schemas-microsoft-com:office:office" xmlns:r="http://schemas.openxmlformats.org/officeDocument/2006/relationships" xmlns:v="urn:schemas-microsoft-com:vml" xmlns:w10="urn:schemas-microsoft-com:office:word" xmlns:w14="http://schemas.microsoft.com/office/word/2010/wordml" xmlns:w="http://schemas.openxmlformats.org/wordprocessingml/2006/main" xmlns:wne="http://schemas.microsoft.com/office/word/2006/wordml" xmlns:wp14="http://schemas.microsoft.com/office/word/2010/wordprocessingDrawing" xmlns:wp="http://schemas.openxmlformats.org/drawingml/2006/wordprocessingDrawing" xmlns:wpc="http://schemas.microsoft.com/office/word/2010/wordprocessingCanvas" xmlns:wpg="http://schemas.microsoft.com/office/word/2010/wordprocessingGroup" xmlns:wpi="http://schemas.microsoft.com/office/word/2010/wordprocessingInk" xmlns:wps="http://schemas.microsoft.com/office/word/2010/wordprocessingShape" mc:Ignorable="w14 wp14">
-  <w:p>
-    <w:pPr>
-      <w:pStyle w:val="Footer"/>
-      <w:tabs>
-        <w:tab w:pos="9184" w:val="right"/>
-      </w:tabs>
-    </w:pPr>
-    <w:r>
-      <w:rPr>
-        <w:rFonts w:ascii="微软雅黑" w:hAnsi="微软雅黑" w:eastAsia="微软雅黑"/>
-        <w:color w:val="595959"/>
-        <w:sz w:val="16"/>
-      </w:rPr>
-      <w:t>dsh-wakeup 0.2.2 · 接入问答</w:t>
-    </w:r>
-    <w:r>
-      <w:tab/>
-    </w:r>
-    <w:r>
-      <w:rPr>
-        <w:rFonts w:ascii="微软雅黑" w:hAnsi="微软雅黑" w:eastAsia="微软雅黑"/>
-        <w:color w:val="595959"/>
-        <w:sz w:val="16"/>
-      </w:rPr>
-      <w:fldChar w:fldCharType="begin"/>
-      <w:instrText xml:space="preserve">PAGE</w:instrText>
-      <w:fldChar w:fldCharType="end"/>
-    </w:r>
-  </w:p>
-</w:ftr>
 </file>
 
 <file path=word/numbering.xml><?xml version="1.0" encoding="utf-8"?>
@@ -3835,7 +2628,7 @@
     <w:qFormat/>
     <w:rsid w:val="00FC693F"/>
     <w:rPr>
-      <w:rFonts w:ascii="宋体" w:hAnsi="宋体" w:eastAsia="宋体"/>
+      <w:rFonts w:ascii="Microsoft YaHei" w:hAnsi="Microsoft YaHei" w:eastAsia="Microsoft YaHei"/>
       <w:sz w:val="21"/>
     </w:rPr>
   </w:style>
